--- a/downloads/student/ai-2-week-32.docx
+++ b/downloads/student/ai-2-week-32.docx
@@ -2297,6 +2297,16 @@
     <w:p>
       <w:r>
         <w:t>The supplied interest scores are fictional; the specification does not establish genuine learner preferences.</w:t>
+      </w:r>
+    </w:p>
+    <w:p>
+      <w:r>
+        <w:t>Read the labelled picture: Write an equality test and explain which requirement it checks.</w:t>
+      </w:r>
+    </w:p>
+    <w:p>
+      <w:r>
+        <w:t>Change one thing: Reduce the limit from 8 to 5. Predict the result before checking the explanation. What remains the same?</w:t>
       </w:r>
     </w:p>
     <w:p>
@@ -4408,6 +4418,187 @@
     <w:p>
       <w:r>
         <w:t>Attempt the independent case before hints. Record whether you worked alone, used a hint or followed a model. After feedback, fix the first unsupported step and explain why it changed. A later check uses a changed case, not a copied answer.</w:t>
+      </w:r>
+    </w:p>
+    <w:p>
+      <w:pPr>
+        <w:pStyle w:val="Heading1"/>
+      </w:pPr>
+      <w:r>
+        <w:t>15. Your lesson route</w:t>
+      </w:r>
+    </w:p>
+    <w:p>
+      <w:r>
+        <w:t>Start with this question: A fictional reading-break chooser needs a transparent contract.</w:t>
+      </w:r>
+    </w:p>
+    <w:tbl>
+      <w:tblPr>
+        <w:tblStyle w:val="LightShading-Accent1"/>
+        <w:tblW w:type="auto" w:w="0"/>
+        <w:tblLook w:firstColumn="1" w:firstRow="1" w:lastColumn="0" w:lastRow="0" w:noHBand="0" w:noVBand="1" w:val="04A0"/>
+      </w:tblPr>
+      <w:tblGrid>
+        <w:gridCol w:w="5112"/>
+        <w:gridCol w:w="5112"/>
+      </w:tblGrid>
+      <w:tr>
+        <w:trPr>
+          <w:tblHeader/>
+        </w:trPr>
+        <w:tc>
+          <w:tcPr>
+            <w:tcW w:type="dxa" w:w="5112"/>
+          </w:tcPr>
+          <w:p>
+            <w:r>
+              <w:t>By the end, I can</w:t>
+            </w:r>
+          </w:p>
+        </w:tc>
+        <w:tc>
+          <w:tcPr>
+            <w:tcW w:type="dxa" w:w="5112"/>
+          </w:tcPr>
+          <w:p>
+            <w:r>
+              <w:t>How I will show it</w:t>
+            </w:r>
+          </w:p>
+        </w:tc>
+      </w:tr>
+      <w:tr>
+        <w:tc>
+          <w:tcPr>
+            <w:tcW w:type="dxa" w:w="5112"/>
+          </w:tcPr>
+          <w:p>
+            <w:r>
+              <w:t>Define a small application purpose</w:t>
+            </w:r>
+          </w:p>
+        </w:tc>
+        <w:tc>
+          <w:tcPr>
+            <w:tcW w:type="dxa" w:w="5112"/>
+          </w:tcPr>
+          <w:p>
+            <w:r>
+              <w:t>Explain the deciding step, show a trace or test, and state one limit.</w:t>
+            </w:r>
+          </w:p>
+        </w:tc>
+      </w:tr>
+      <w:tr>
+        <w:tc>
+          <w:tcPr>
+            <w:tcW w:type="dxa" w:w="5112"/>
+          </w:tcPr>
+          <w:p>
+            <w:r>
+              <w:t>Turn requirements into checkable acceptance cases</w:t>
+            </w:r>
+          </w:p>
+        </w:tc>
+        <w:tc>
+          <w:tcPr>
+            <w:tcW w:type="dxa" w:w="5112"/>
+          </w:tcPr>
+          <w:p>
+            <w:r>
+              <w:t>Explain the deciding step, show a trace or test, and state one limit.</w:t>
+            </w:r>
+          </w:p>
+        </w:tc>
+      </w:tr>
+      <w:tr>
+        <w:tc>
+          <w:tcPr>
+            <w:tcW w:type="dxa" w:w="5112"/>
+          </w:tcPr>
+          <w:p>
+            <w:r>
+              <w:t>Plan a feasible pipeline and human review</w:t>
+            </w:r>
+          </w:p>
+        </w:tc>
+        <w:tc>
+          <w:tcPr>
+            <w:tcW w:type="dxa" w:w="5112"/>
+          </w:tcPr>
+          <w:p>
+            <w:r>
+              <w:t>Explain the deciding step, show a trace or test, and state one limit.</w:t>
+            </w:r>
+          </w:p>
+        </w:tc>
+      </w:tr>
+    </w:tbl>
+    <w:p>
+      <w:r>
+        <w:t>Remember → watch and explain → try with help → investigate → try independently → keep project evidence. Your teacher may spread this lesson across several classes.</w:t>
+      </w:r>
+    </w:p>
+    <w:p>
+      <w:r>
+        <w:t>Keep your first prediction. Compare it with what the evidence shows and explain any change.</w:t>
+      </w:r>
+    </w:p>
+    <w:p>
+      <w:pPr>
+        <w:pStyle w:val="Heading1"/>
+      </w:pPr>
+      <w:r>
+        <w:t>16. Finish and return</w:t>
+      </w:r>
+    </w:p>
+    <w:p>
+      <w:r>
+        <w:t>Close your notes. Explain this goal in your own words: Define a small application purpose</w:t>
+      </w:r>
+    </w:p>
+    <w:p>
+      <w:pPr>
+        <w:pStyle w:val="Heading3"/>
+      </w:pPr>
+      <w:r>
+        <w:t>My deciding step, evidence and one remaining question</w:t>
+      </w:r>
+    </w:p>
+    <w:p>
+      <w:r>
+        <w:t>________________________________________________________________</w:t>
+      </w:r>
+    </w:p>
+    <w:p>
+      <w:r>
+        <w:t>________________________________________________________________</w:t>
+      </w:r>
+    </w:p>
+    <w:p>
+      <w:r>
+        <w:t>________________________________________________________________</w:t>
+      </w:r>
+    </w:p>
+    <w:p>
+      <w:r>
+        <w:t>________________________________________________________________</w:t>
+      </w:r>
+    </w:p>
+    <w:p>
+      <w:r>
+        <w:t>________________________________________________________________</w:t>
+      </w:r>
+    </w:p>
+    <w:p>
+      <w:r>
+        <w:t>If you are unsure, return to the worked picture and explain one arrow. If you are ready, change an input or assumption and justify your prediction.</w:t>
+      </w:r>
+    </w:p>
+    <w:p>
+      <w:r>
+        <w:t>Save your workbook evidence. At the next review, try a different case before opening your old answer.</w:t>
       </w:r>
     </w:p>
     <w:sectPr>

--- a/downloads/student/ai-2-week-32.docx
+++ b/downloads/student/ai-2-week-32.docx
@@ -4599,6 +4599,220 @@
     <w:p>
       <w:r>
         <w:t>Save your workbook evidence. At the next review, try a different case before opening your old answer.</w:t>
+      </w:r>
+    </w:p>
+    <w:p>
+      <w:pPr>
+        <w:pStyle w:val="Heading1"/>
+      </w:pPr>
+      <w:r>
+        <w:t>17. Supported practice, repair and portfolio</w:t>
+      </w:r>
+    </w:p>
+    <w:p>
+      <w:r>
+        <w:t>Use this supported practice once, in the browser or on paper. Keep the reserved independent assessment for a separate first attempt before teacher feedback.</w:t>
+      </w:r>
+    </w:p>
+    <w:p>
+      <w:r>
+        <w:t>A fictional reading-break chooser needs a transparent contract.</w:t>
+      </w:r>
+    </w:p>
+    <w:p>
+      <w:pPr>
+        <w:pStyle w:val="Heading3"/>
+      </w:pPr>
+      <w:r>
+        <w:t>Practice 1: explain the deciding evidence</w:t>
+      </w:r>
+    </w:p>
+    <w:p>
+      <w:r>
+        <w:t>Which labelled step matches this detail? Also plan invalid request, no eligible item and equal-score cases.</w:t>
+      </w:r>
+    </w:p>
+    <w:p>
+      <w:r>
+        <w:t>1. Filter and rank</w:t>
+      </w:r>
+    </w:p>
+    <w:p>
+      <w:r>
+        <w:t>2. Specify inputs</w:t>
+      </w:r>
+    </w:p>
+    <w:p>
+      <w:r>
+        <w:t>3. Acceptance cases</w:t>
+      </w:r>
+    </w:p>
+    <w:p>
+      <w:r>
+        <w:t>4. Expected output</w:t>
+      </w:r>
+    </w:p>
+    <w:p>
+      <w:pPr>
+        <w:pStyle w:val="Heading3"/>
+      </w:pPr>
+      <w:r>
+        <w:t>My selected conclusion, deciding fact and explanation</w:t>
+      </w:r>
+    </w:p>
+    <w:p>
+      <w:r>
+        <w:t>________________________________________________________________</w:t>
+      </w:r>
+    </w:p>
+    <w:p>
+      <w:r>
+        <w:t>________________________________________________________________</w:t>
+      </w:r>
+    </w:p>
+    <w:p>
+      <w:r>
+        <w:t>________________________________________________________________</w:t>
+      </w:r>
+    </w:p>
+    <w:p>
+      <w:r>
+        <w:t>________________________________________________________________</w:t>
+      </w:r>
+    </w:p>
+    <w:p>
+      <w:r>
+        <w:t>________________________________________________________________</w:t>
+      </w:r>
+    </w:p>
+    <w:p>
+      <w:r>
+        <w:t>Hint if needed: Read the steps in the pictorial case. Match the supplied detail to the stage that performs or records it.</w:t>
+      </w:r>
+    </w:p>
+    <w:p>
+      <w:r>
+        <w:t>After your attempt, compare with the supported explanation: Acceptance cases Also plan invalid request, no eligible item and equal-score cases. Planning fixes what success means before code returns an answer. The duration boundary is including equality, and the tie policy prevents accidental list-order dependence. A complete output may include why other rows were excluded. Test expectations should come from the contract rather than copying the first program result.</w:t>
+      </w:r>
+    </w:p>
+    <w:p>
+      <w:pPr>
+        <w:pStyle w:val="Heading3"/>
+      </w:pPr>
+      <w:r>
+        <w:t>Practice 2: explain the deciding evidence</w:t>
+      </w:r>
+    </w:p>
+    <w:p>
+      <w:r>
+        <w:t>Changed-case practice: Reduce the limit from 8 to 5. Which conclusion is supported by the supplied facts?</w:t>
+      </w:r>
+    </w:p>
+    <w:p>
+      <w:r>
+        <w:t>1. This one example guarantees correct results for every future input.</w:t>
+      </w:r>
+    </w:p>
+    <w:p>
+      <w:r>
+        <w:t>2. Return no eligible item.</w:t>
+      </w:r>
+    </w:p>
+    <w:p>
+      <w:r>
+        <w:t>3. We can decide the result without examining the changed input or the procedure.</w:t>
+      </w:r>
+    </w:p>
+    <w:p>
+      <w:pPr>
+        <w:pStyle w:val="Heading3"/>
+      </w:pPr>
+      <w:r>
+        <w:t>My selected conclusion, deciding fact and explanation</w:t>
+      </w:r>
+    </w:p>
+    <w:p>
+      <w:r>
+        <w:t>________________________________________________________________</w:t>
+      </w:r>
+    </w:p>
+    <w:p>
+      <w:r>
+        <w:t>________________________________________________________________</w:t>
+      </w:r>
+    </w:p>
+    <w:p>
+      <w:r>
+        <w:t>________________________________________________________________</w:t>
+      </w:r>
+    </w:p>
+    <w:p>
+      <w:r>
+        <w:t>________________________________________________________________</w:t>
+      </w:r>
+    </w:p>
+    <w:p>
+      <w:r>
+        <w:t>________________________________________________________________</w:t>
+      </w:r>
+    </w:p>
+    <w:p>
+      <w:r>
+        <w:t>Hint if needed: Use the changed condition and the deciding step in the pictorial trace. The answer must say what follows from those facts.</w:t>
+      </w:r>
+    </w:p>
+    <w:p>
+      <w:r>
+        <w:t>After your attempt, compare with the supported explanation: Return no eligible item. All three valid rows take more than five minutes.</w:t>
+      </w:r>
+    </w:p>
+    <w:p>
+      <w:pPr>
+        <w:pStyle w:val="Heading3"/>
+      </w:pPr>
+      <w:r>
+        <w:t>Repair a missing building block</w:t>
+      </w:r>
+    </w:p>
+    <w:p>
+      <w:r>
+        <w:t>Review Permissions and Human Review (ai-2/31). Goal: Explain the mechanism and terminology of least privilege and tool scopes. Short practice: Which proposal is allowed, and why is an authorised object alone insufficient?. Return to this week and explain what you changed.</w:t>
+      </w:r>
+    </w:p>
+    <w:p>
+      <w:r>
+        <w:t>Review Evidence and Sources (ai-2/29). Goal: Explain the mechanism and terminology of claim support and citation evaluation. Short practice: Why is the original answer not fully supported despite having citations on every claim?. Return to this week and explain what you changed.</w:t>
+      </w:r>
+    </w:p>
+    <w:p>
+      <w:r>
+        <w:t>Review Image and Voice Pipelines (ai-2/26). Goal: Explain the mechanism and terminology of speech pipelines and multimodal evidence. Short practice: Which stage first fails, and why should the faulty transcript not be silently overwritten?. Return to this week and explain what you changed.</w:t>
+      </w:r>
+    </w:p>
+    <w:p>
+      <w:pPr>
+        <w:pStyle w:val="Heading3"/>
+      </w:pPr>
+      <w:r>
+        <w:t>Predict, run and debug</w:t>
+      </w:r>
+    </w:p>
+    <w:p>
+      <w:r>
+        <w:t>The browser lab lets you edit the supported Python examples already included in this lesson. Predict first, run, inspect the actual output or error, change one input, then run again. Keep code, predictions, actual results and a reasoned revision together. On paper, label your result as a trace rather than an execution.</w:t>
+      </w:r>
+    </w:p>
+    <w:p>
+      <w:pPr>
+        <w:pStyle w:val="Heading3"/>
+      </w:pPr>
+      <w:r>
+        <w:t>Keep your completed work</w:t>
+      </w:r>
+    </w:p>
+    <w:p>
+      <w:r>
+        <w:t>Use Download completed work in the hosted lesson to export your answers, reflections, practice feedback and code-run evidence. Open the HTML copy to read or print it. Drafts stay in this browser when storage is available; clear drafts on a shared device.</w:t>
       </w:r>
     </w:p>
     <w:sectPr>

--- a/downloads/student/ai-2-week-32.docx
+++ b/downloads/student/ai-2-week-32.docx
@@ -42,6 +42,11 @@
       </w:r>
     </w:p>
     <w:p>
+      <w:r>
+        <w:t>Start with the target: Define a small application purpose. Try the recall before opening notes.</w:t>
+      </w:r>
+    </w:p>
+    <w:p>
       <w:pPr>
         <w:pStyle w:val="Heading3"/>
       </w:pPr>
@@ -50,18 +55,72 @@
       </w:r>
     </w:p>
     <w:p>
-      <w:r>
+      <w:pPr>
+        <w:spacing w:line="336" w:lineRule="auto" w:after="180"/>
+      </w:pPr>
+      <w:r>
+        <w:rPr>
+          <w:b w:val="0"/>
+        </w:rPr>
         <w:t>I can define a small application purpose.</w:t>
       </w:r>
     </w:p>
     <w:p>
-      <w:r>
-        <w:t>I can turn requirements into checkable acceptance cases.</w:t>
-      </w:r>
-    </w:p>
-    <w:p>
-      <w:r>
-        <w:t>I can plan a feasible pipeline and human review.</w:t>
+      <w:pPr>
+        <w:spacing w:line="336" w:lineRule="auto" w:after="180"/>
+      </w:pPr>
+      <w:r>
+        <w:rPr>
+          <w:b w:val="0"/>
+        </w:rPr>
+        <w:t xml:space="preserve">I can turn </w:t>
+      </w:r>
+      <w:r>
+        <w:rPr>
+          <w:b/>
+        </w:rPr>
+        <w:t>requirement</w:t>
+      </w:r>
+      <w:r>
+        <w:rPr>
+          <w:b w:val="0"/>
+        </w:rPr>
+        <w:t xml:space="preserve">s into checkable </w:t>
+      </w:r>
+      <w:r>
+        <w:rPr>
+          <w:b/>
+        </w:rPr>
+        <w:t>acceptance case</w:t>
+      </w:r>
+      <w:r>
+        <w:rPr>
+          <w:b w:val="0"/>
+        </w:rPr>
+        <w:t>s.</w:t>
+      </w:r>
+    </w:p>
+    <w:p>
+      <w:pPr>
+        <w:spacing w:line="336" w:lineRule="auto" w:after="180"/>
+      </w:pPr>
+      <w:r>
+        <w:rPr>
+          <w:b w:val="0"/>
+        </w:rPr>
+        <w:t xml:space="preserve">I can plan a feasible </w:t>
+      </w:r>
+      <w:r>
+        <w:rPr>
+          <w:b/>
+        </w:rPr>
+        <w:t>pipeline</w:t>
+      </w:r>
+      <w:r>
+        <w:rPr>
+          <w:b w:val="0"/>
+        </w:rPr>
+        <w:t xml:space="preserve"> and human review.</w:t>
       </w:r>
     </w:p>
     <w:p>
@@ -73,38 +132,128 @@
       </w:r>
     </w:p>
     <w:p>
-      <w:r>
+      <w:pPr>
+        <w:spacing w:line="336" w:lineRule="auto" w:after="180"/>
+      </w:pPr>
+      <w:r>
+        <w:rPr>
+          <w:b w:val="0"/>
+        </w:rPr>
         <w:t>Close your notes first. A rough first answer helps us choose the right starting point; it is not a score for your ability.</w:t>
       </w:r>
     </w:p>
     <w:p>
-      <w:r>
+      <w:pPr>
+        <w:spacing w:line="336" w:lineRule="auto" w:after="180"/>
+      </w:pPr>
+      <w:r>
+        <w:rPr>
+          <w:b w:val="0"/>
+        </w:rPr>
         <w:t>Without opening the old lesson, explain one key idea from Permissions and Human Review. Give an example and a mistake that the idea helps you avoid.</w:t>
       </w:r>
     </w:p>
     <w:p>
-      <w:r>
-        <w:t>Without opening the old lesson, explain one key idea from Evidence and Sources. Give an example and a mistake that the idea helps you avoid.</w:t>
-      </w:r>
-    </w:p>
-    <w:p>
-      <w:r>
-        <w:t>Without opening the old lesson, explain one key idea from Image and Voice Pipelines. Give an example and a mistake that the idea helps you avoid.</w:t>
-      </w:r>
-    </w:p>
-    <w:p>
-      <w:r>
-        <w:t>After trying, check the relevant lesson or ask your teacher. Change the part of your explanation that the evidence shows was wrong.</w:t>
-      </w:r>
-    </w:p>
-    <w:p>
-      <w:r>
+      <w:pPr>
+        <w:spacing w:line="336" w:lineRule="auto" w:after="180"/>
+      </w:pPr>
+      <w:r>
+        <w:rPr>
+          <w:b w:val="0"/>
+        </w:rPr>
+        <w:t xml:space="preserve">Without opening the old lesson, explain one key idea from </w:t>
+      </w:r>
+      <w:r>
+        <w:rPr>
+          <w:b/>
+        </w:rPr>
+        <w:t>Evidence</w:t>
+      </w:r>
+      <w:r>
+        <w:rPr>
+          <w:b w:val="0"/>
+        </w:rPr>
+        <w:t xml:space="preserve"> and Sources. Give an example and a mistake that the idea helps you avoid.</w:t>
+      </w:r>
+    </w:p>
+    <w:p>
+      <w:pPr>
+        <w:spacing w:line="336" w:lineRule="auto" w:after="180"/>
+      </w:pPr>
+      <w:r>
+        <w:rPr>
+          <w:b w:val="0"/>
+        </w:rPr>
+        <w:t xml:space="preserve">Without opening the old lesson, explain one key idea from Image and Voice </w:t>
+      </w:r>
+      <w:r>
+        <w:rPr>
+          <w:b/>
+        </w:rPr>
+        <w:t>Pipeline</w:t>
+      </w:r>
+      <w:r>
+        <w:rPr>
+          <w:b w:val="0"/>
+        </w:rPr>
+        <w:t>s. Give an example and a mistake that the idea helps you avoid.</w:t>
+      </w:r>
+    </w:p>
+    <w:p>
+      <w:pPr>
+        <w:spacing w:line="336" w:lineRule="auto" w:after="180"/>
+      </w:pPr>
+      <w:r>
+        <w:rPr>
+          <w:b w:val="0"/>
+        </w:rPr>
+        <w:t xml:space="preserve">After trying, check the relevant lesson or ask your teacher. Change the part of your explanation that the </w:t>
+      </w:r>
+      <w:r>
+        <w:rPr>
+          <w:b/>
+        </w:rPr>
+        <w:t>evidence</w:t>
+      </w:r>
+      <w:r>
+        <w:rPr>
+          <w:b w:val="0"/>
+        </w:rPr>
+        <w:t xml:space="preserve"> shows was wrong.</w:t>
+      </w:r>
+    </w:p>
+    <w:p>
+      <w:pPr>
+        <w:spacing w:line="336" w:lineRule="auto" w:after="180"/>
+      </w:pPr>
+      <w:r>
+        <w:rPr>
+          <w:b w:val="0"/>
+        </w:rPr>
         <w:t>Week 32: Project Problem and Success Test</w:t>
       </w:r>
     </w:p>
     <w:p>
-      <w:r>
-        <w:t>A project is defined by user need and measurable success, not feature count.</w:t>
+      <w:pPr>
+        <w:spacing w:line="336" w:lineRule="auto" w:after="180"/>
+      </w:pPr>
+      <w:r>
+        <w:rPr>
+          <w:b w:val="0"/>
+        </w:rPr>
+        <w:t xml:space="preserve">A project is defined by </w:t>
+      </w:r>
+      <w:r>
+        <w:rPr>
+          <w:b/>
+        </w:rPr>
+        <w:t>user need</w:t>
+      </w:r>
+      <w:r>
+        <w:rPr>
+          <w:b w:val="0"/>
+        </w:rPr>
+        <w:t xml:space="preserve"> and measurable success, not feature count.</w:t>
       </w:r>
     </w:p>
     <w:p>
@@ -144,17 +293,47 @@
       </w:r>
     </w:p>
     <w:p>
-      <w:r>
+      <w:pPr>
+        <w:spacing w:line="336" w:lineRule="auto" w:after="180"/>
+      </w:pPr>
+      <w:r>
+        <w:rPr>
+          <w:b/>
+        </w:rPr>
         <w:t>THINKER MISSION</w:t>
       </w:r>
     </w:p>
     <w:p>
-      <w:r>
-        <w:t>Write a recommender brief and three acceptance tests.</w:t>
-      </w:r>
-    </w:p>
-    <w:p>
-      <w:r>
+      <w:pPr>
+        <w:spacing w:line="336" w:lineRule="auto" w:after="180"/>
+      </w:pPr>
+      <w:r>
+        <w:rPr>
+          <w:b w:val="0"/>
+        </w:rPr>
+        <w:t xml:space="preserve">Write a recommender brief and three </w:t>
+      </w:r>
+      <w:r>
+        <w:rPr>
+          <w:b/>
+        </w:rPr>
+        <w:t>acceptance test</w:t>
+      </w:r>
+      <w:r>
+        <w:rPr>
+          <w:b w:val="0"/>
+        </w:rPr>
+        <w:t>s.</w:t>
+      </w:r>
+    </w:p>
+    <w:p>
+      <w:pPr>
+        <w:spacing w:line="336" w:lineRule="auto" w:after="180"/>
+      </w:pPr>
+      <w:r>
+        <w:rPr>
+          <w:b w:val="0"/>
+        </w:rPr>
         <w:t>Thinker name and date:</w:t>
       </w:r>
     </w:p>
@@ -200,7 +379,14 @@
       </w:r>
     </w:p>
     <w:p>
-      <w:r>
+      <w:pPr>
+        <w:spacing w:line="336" w:lineRule="auto" w:after="180"/>
+        <w:shd w:fill="F5F1FB"/>
+      </w:pPr>
+      <w:r>
+        <w:rPr>
+          <w:b w:val="0"/>
+        </w:rPr>
         <w:t>Why must a recommendation show no eligible option when every item fails a hard constraint?</w:t>
       </w:r>
     </w:p>
@@ -213,7 +399,14 @@
       </w:r>
     </w:p>
     <w:p>
-      <w:r>
+      <w:pPr>
+        <w:spacing w:line="336" w:lineRule="auto" w:after="180"/>
+        <w:shd w:fill="F5F1FB"/>
+      </w:pPr>
+      <w:r>
+        <w:rPr>
+          <w:b w:val="0"/>
+        </w:rPr>
         <w:t>What should happen to an invalid duration instead of silently making it zero?</w:t>
       </w:r>
     </w:p>
@@ -249,8 +442,26 @@
       </w:r>
     </w:p>
     <w:p>
-      <w:r>
-        <w:t>By the end, I can plan a recommender with acceptance tests before writing its selection code.</w:t>
+      <w:pPr>
+        <w:spacing w:line="336" w:lineRule="auto" w:after="180"/>
+      </w:pPr>
+      <w:r>
+        <w:rPr>
+          <w:b w:val="0"/>
+        </w:rPr>
+        <w:t xml:space="preserve">By the end, I can plan a recommender with </w:t>
+      </w:r>
+      <w:r>
+        <w:rPr>
+          <w:b/>
+        </w:rPr>
+        <w:t>acceptance test</w:t>
+      </w:r>
+      <w:r>
+        <w:rPr>
+          <w:b w:val="0"/>
+        </w:rPr>
+        <w:t>s before writing its selection code.</w:t>
       </w:r>
     </w:p>
     <w:p>
@@ -263,17 +474,52 @@
     </w:p>
     <w:p>
       <w:r>
+        <w:t>Investigate the supplied Project Problem and Success Test case. Separate observations, given facts and assumptions before choosing an explanation.</w:t>
+      </w:r>
+    </w:p>
+    <w:p>
+      <w:pPr>
+        <w:spacing w:line="336" w:lineRule="auto" w:after="180"/>
+      </w:pPr>
+      <w:r>
+        <w:rPr>
+          <w:b/>
+        </w:rPr>
         <w:t>PICTURE STORY</w:t>
       </w:r>
     </w:p>
     <w:p>
-      <w:r>
+      <w:pPr>
+        <w:spacing w:line="336" w:lineRule="auto" w:after="180"/>
+      </w:pPr>
+      <w:r>
+        <w:rPr>
+          <w:b w:val="0"/>
+        </w:rPr>
         <w:t>Notice → Predict → Explain</w:t>
       </w:r>
     </w:p>
     <w:p>
-      <w:r>
-        <w:t>Begin with visible evidence. Do not explain more than the picture and information support.</w:t>
+      <w:pPr>
+        <w:spacing w:line="336" w:lineRule="auto" w:after="180"/>
+      </w:pPr>
+      <w:r>
+        <w:rPr>
+          <w:b w:val="0"/>
+        </w:rPr>
+        <w:t xml:space="preserve">Begin with visible </w:t>
+      </w:r>
+      <w:r>
+        <w:rPr>
+          <w:b/>
+        </w:rPr>
+        <w:t>evidence</w:t>
+      </w:r>
+      <w:r>
+        <w:rPr>
+          <w:b w:val="0"/>
+        </w:rPr>
+        <w:t>. Do not explain more than the picture and information support.</w:t>
       </w:r>
     </w:p>
     <w:p>
@@ -313,18 +559,70 @@
       </w:r>
     </w:p>
     <w:p>
-      <w:r>
+      <w:pPr>
+        <w:pStyle w:val="Heading3"/>
+      </w:pPr>
+      <w:r>
+        <w:t>Start with this puzzle</w:t>
+      </w:r>
+    </w:p>
+    <w:p>
+      <w:pPr>
+        <w:spacing w:line="336" w:lineRule="auto" w:after="180"/>
+        <w:shd w:fill="F1F6FC"/>
+      </w:pPr>
+      <w:r>
+        <w:rPr>
+          <w:b w:val="0"/>
+        </w:rPr>
         <w:t>MYSTERY</w:t>
       </w:r>
     </w:p>
     <w:p>
-      <w:r>
-        <w:t>The learners must use project problem and success test to solve a problem. What information do they have? What decision or calculation do they make? What would count as evidence that it worked?</w:t>
-      </w:r>
-    </w:p>
-    <w:p>
-      <w:r>
-        <w:t>Three observations (what you can point to):</w:t>
+      <w:pPr>
+        <w:spacing w:line="336" w:lineRule="auto" w:after="180"/>
+        <w:shd w:fill="F5F1FB"/>
+      </w:pPr>
+      <w:r>
+        <w:rPr>
+          <w:b w:val="0"/>
+        </w:rPr>
+        <w:t xml:space="preserve">The learners must use project problem and success test to solve a problem. What information do they have? What decision or calculation do they make? What would count as </w:t>
+      </w:r>
+      <w:r>
+        <w:rPr>
+          <w:b/>
+        </w:rPr>
+        <w:t>evidence</w:t>
+      </w:r>
+      <w:r>
+        <w:rPr>
+          <w:b w:val="0"/>
+        </w:rPr>
+        <w:t xml:space="preserve"> that it worked?</w:t>
+      </w:r>
+    </w:p>
+    <w:p>
+      <w:pPr>
+        <w:spacing w:line="336" w:lineRule="auto" w:after="180"/>
+      </w:pPr>
+      <w:r>
+        <w:rPr>
+          <w:b w:val="0"/>
+        </w:rPr>
+        <w:t xml:space="preserve">Three </w:t>
+      </w:r>
+      <w:r>
+        <w:rPr>
+          <w:b/>
+        </w:rPr>
+        <w:t>observation</w:t>
+      </w:r>
+      <w:r>
+        <w:rPr>
+          <w:b w:val="0"/>
+        </w:rPr>
+        <w:t>s (what you can point to):</w:t>
       </w:r>
     </w:p>
     <w:p>
@@ -361,8 +659,26 @@
       </w:r>
     </w:p>
     <w:p>
-      <w:r>
-        <w:t>My prediction and the clue supporting it:</w:t>
+      <w:pPr>
+        <w:spacing w:line="336" w:lineRule="auto" w:after="180"/>
+      </w:pPr>
+      <w:r>
+        <w:rPr>
+          <w:b w:val="0"/>
+        </w:rPr>
+        <w:t xml:space="preserve">My </w:t>
+      </w:r>
+      <w:r>
+        <w:rPr>
+          <w:b/>
+        </w:rPr>
+        <w:t>prediction</w:t>
+      </w:r>
+      <w:r>
+        <w:rPr>
+          <w:b w:val="0"/>
+        </w:rPr>
+        <w:t xml:space="preserve"> and the clue supporting it:</w:t>
       </w:r>
     </w:p>
     <w:p>
@@ -407,8 +723,25 @@
       </w:r>
     </w:p>
     <w:p>
-      <w:r>
-        <w:t>Plan a fictional activity chooser for a teacher-supervised 20-minute session. It will validate a small local dataset, exclude over-limit items, rank eligible items using 2 * fun + learning and break ties alphabetically. It will explain the result for human review. It will not book, message or collect personal student profiles.</w:t>
+      <w:pPr>
+        <w:spacing w:line="336" w:lineRule="auto" w:after="180"/>
+      </w:pPr>
+      <w:r>
+        <w:rPr>
+          <w:b w:val="0"/>
+        </w:rPr>
+        <w:t>Plan a fictional activity chooser for a teacher-supervised 20-minute session. It will validate a small local dataset, exclude over-limit items, rank eligible items using 2 * fun + learning and break ties alphabetically.</w:t>
+      </w:r>
+    </w:p>
+    <w:p>
+      <w:pPr>
+        <w:spacing w:line="336" w:lineRule="auto" w:after="180"/>
+      </w:pPr>
+      <w:r>
+        <w:rPr>
+          <w:b w:val="0"/>
+        </w:rPr>
+        <w:t>It will explain the result for human review. It will not book, message or collect personal student profiles.</w:t>
       </w:r>
     </w:p>
     <w:p>
@@ -420,8 +753,37 @@
       </w:r>
     </w:p>
     <w:p>
-      <w:r>
-        <w:t>Investigate the fictional question: among supplied sessions with valid duration records, what is the mean duration? Inputs are 10, 0, 20, None and -2 minutes. Our schema accepts exact integers 0 through 60. The wording deliberately limits the answer to accepted records.</w:t>
+      <w:pPr>
+        <w:spacing w:line="336" w:lineRule="auto" w:after="180"/>
+      </w:pPr>
+      <w:r>
+        <w:rPr>
+          <w:b w:val="0"/>
+        </w:rPr>
+        <w:t xml:space="preserve">Investigate the fictional question: among supplied sessions with valid duration records, what is the mean duration? </w:t>
+      </w:r>
+      <w:r>
+        <w:rPr>
+          <w:b/>
+        </w:rPr>
+        <w:t>Input</w:t>
+      </w:r>
+      <w:r>
+        <w:rPr>
+          <w:b w:val="0"/>
+        </w:rPr>
+        <w:t>s are 10, 0, 20, None and -2 minutes. Our schema accepts exact integers 0 through 60.</w:t>
+      </w:r>
+    </w:p>
+    <w:p>
+      <w:pPr>
+        <w:spacing w:line="336" w:lineRule="auto" w:after="180"/>
+      </w:pPr>
+      <w:r>
+        <w:rPr>
+          <w:b w:val="0"/>
+        </w:rPr>
+        <w:t>The wording deliberately limits the answer to accepted records.</w:t>
       </w:r>
     </w:p>
     <w:p>
@@ -434,16 +796,69 @@
     </w:p>
     <w:p>
       <w:r>
-        <w:t>VISUAL MECHANISM</w:t>
-      </w:r>
-    </w:p>
-    <w:p>
-      <w:r>
-        <w:t>Input → Process → Output</w:t>
-      </w:r>
-    </w:p>
-    <w:p>
-      <w:r>
+        <w:t>Follow the mechanism for Project Problem and Success Test. Connect each labelled input, deciding step and result.</w:t>
+      </w:r>
+    </w:p>
+    <w:p>
+      <w:pPr>
+        <w:spacing w:line="336" w:lineRule="auto" w:after="180"/>
+      </w:pPr>
+      <w:r>
+        <w:rPr>
+          <w:b/>
+        </w:rPr>
+        <w:t xml:space="preserve">VISUAL </w:t>
+      </w:r>
+      <w:r>
+        <w:rPr>
+          <w:b/>
+        </w:rPr>
+        <w:t>MECHANISM</w:t>
+      </w:r>
+    </w:p>
+    <w:p>
+      <w:pPr>
+        <w:spacing w:line="336" w:lineRule="auto" w:after="180"/>
+      </w:pPr>
+      <w:r>
+        <w:rPr>
+          <w:b/>
+        </w:rPr>
+        <w:t>Input</w:t>
+      </w:r>
+      <w:r>
+        <w:rPr>
+          <w:b w:val="0"/>
+        </w:rPr>
+        <w:t xml:space="preserve"> → </w:t>
+      </w:r>
+      <w:r>
+        <w:rPr>
+          <w:b/>
+        </w:rPr>
+        <w:t>Process</w:t>
+      </w:r>
+      <w:r>
+        <w:rPr>
+          <w:b w:val="0"/>
+        </w:rPr>
+        <w:t xml:space="preserve"> → </w:t>
+      </w:r>
+      <w:r>
+        <w:rPr>
+          <w:b/>
+        </w:rPr>
+        <w:t>Output</w:t>
+      </w:r>
+    </w:p>
+    <w:p>
+      <w:pPr>
+        <w:spacing w:line="336" w:lineRule="auto" w:after="180"/>
+      </w:pPr>
+      <w:r>
+        <w:rPr>
+          <w:b w:val="0"/>
+        </w:rPr>
         <w:t>Trace the information. At each stage, ask what changed and how you could test it.</w:t>
       </w:r>
     </w:p>
@@ -484,7 +899,13 @@
       </w:r>
     </w:p>
     <w:p>
-      <w:r>
+      <w:pPr>
+        <w:spacing w:line="336" w:lineRule="auto" w:after="180"/>
+      </w:pPr>
+      <w:r>
+        <w:rPr>
+          <w:b w:val="0"/>
+        </w:rPr>
         <w:t>↓</w:t>
       </w:r>
     </w:p>
@@ -525,7 +946,13 @@
       </w:r>
     </w:p>
     <w:p>
-      <w:r>
+      <w:pPr>
+        <w:spacing w:line="336" w:lineRule="auto" w:after="180"/>
+      </w:pPr>
+      <w:r>
+        <w:rPr>
+          <w:b w:val="0"/>
+        </w:rPr>
         <w:t>↓</w:t>
       </w:r>
     </w:p>
@@ -566,7 +993,13 @@
       </w:r>
     </w:p>
     <w:p>
-      <w:r>
+      <w:pPr>
+        <w:spacing w:line="336" w:lineRule="auto" w:after="180"/>
+      </w:pPr>
+      <w:r>
+        <w:rPr>
+          <w:b w:val="0"/>
+        </w:rPr>
         <w:t>Which stage could fail even when the other two are correct? Explain:</w:t>
       </w:r>
     </w:p>
@@ -783,8 +1216,49 @@
       </w:r>
     </w:p>
     <w:p>
-      <w:r>
-        <w:t>Define fields name, minutes, fun and learning. Require a nonempty text name, integer minutes 0 through 60 and integer ratings 0 through 5. Reject duplicate names because the tie rule uses names as identifiers. Write cases before implementing so requirements do not drift to fit outputs.</w:t>
+      <w:pPr>
+        <w:spacing w:line="336" w:lineRule="auto" w:after="180"/>
+      </w:pPr>
+      <w:r>
+        <w:rPr>
+          <w:b w:val="0"/>
+        </w:rPr>
+        <w:t>Define fields name, minutes, fun and learning. Require a nonempty text name, integer minutes 0 through 60 and integer ratings 0 through 5. Reject duplicate names because the tie rule uses names as identifiers.</w:t>
+      </w:r>
+    </w:p>
+    <w:p>
+      <w:pPr>
+        <w:spacing w:line="336" w:lineRule="auto" w:after="180"/>
+      </w:pPr>
+      <w:r>
+        <w:rPr>
+          <w:b w:val="0"/>
+        </w:rPr>
+        <w:t xml:space="preserve">Write cases before implementing so </w:t>
+      </w:r>
+      <w:r>
+        <w:rPr>
+          <w:b/>
+        </w:rPr>
+        <w:t>requirement</w:t>
+      </w:r>
+      <w:r>
+        <w:rPr>
+          <w:b w:val="0"/>
+        </w:rPr>
+        <w:t xml:space="preserve">s do not drift to fit </w:t>
+      </w:r>
+      <w:r>
+        <w:rPr>
+          <w:b/>
+        </w:rPr>
+        <w:t>output</w:t>
+      </w:r>
+      <w:r>
+        <w:rPr>
+          <w:b w:val="0"/>
+        </w:rPr>
+        <w:t>s.</w:t>
       </w:r>
     </w:p>
     <w:p>
@@ -796,8 +1270,48 @@
       </w:r>
     </w:p>
     <w:p>
-      <w:r>
-        <w:t>A phrase such as make a smart choice does not say what counts as success. The chooser plan does: validate the named fields, include durations at most 20 minutes, calculate 2 times fun plus learning, and use alphabetical names to break a tie. Describe the expected output and a no-match result before coding. Another learner should be able to use your plan to predict the same answer without guessing what you intended.</w:t>
+      <w:pPr>
+        <w:spacing w:line="336" w:lineRule="auto" w:after="180"/>
+      </w:pPr>
+      <w:r>
+        <w:rPr>
+          <w:b w:val="0"/>
+        </w:rPr>
+        <w:t>A phrase such as make a smart choice does not say what counts as success.</w:t>
+      </w:r>
+    </w:p>
+    <w:p>
+      <w:pPr>
+        <w:spacing w:line="336" w:lineRule="auto" w:after="180"/>
+      </w:pPr>
+      <w:r>
+        <w:rPr>
+          <w:b w:val="0"/>
+        </w:rPr>
+        <w:t>The chooser plan does: validate the named fields, include durations at most 20 minutes, calculate 2 times fun plus learning, and use alphabetical names to break a tie.</w:t>
+      </w:r>
+    </w:p>
+    <w:p>
+      <w:pPr>
+        <w:spacing w:line="336" w:lineRule="auto" w:after="180"/>
+      </w:pPr>
+      <w:r>
+        <w:rPr>
+          <w:b w:val="0"/>
+        </w:rPr>
+        <w:t xml:space="preserve">Describe the expected </w:t>
+      </w:r>
+      <w:r>
+        <w:rPr>
+          <w:b/>
+        </w:rPr>
+        <w:t>output</w:t>
+      </w:r>
+      <w:r>
+        <w:rPr>
+          <w:b w:val="0"/>
+        </w:rPr>
+        <w:t xml:space="preserve"> and a no-match result before coding. Another learner should be able to use your plan to predict the same answer without guessing what you intended.</w:t>
       </w:r>
     </w:p>
     <w:p>
@@ -998,8 +1512,61 @@
       </w:r>
     </w:p>
     <w:p>
-      <w:r>
-        <w:t>The result is 3 accepted, 2 rejected, and mean 10.0 minutes. A reproducible report states the question, raw input version, schema, exclusion reasons, calculation and scope. Someone else should obtain the same result from the same inputs and rules.</w:t>
+      <w:pPr>
+        <w:spacing w:line="336" w:lineRule="auto" w:after="180"/>
+      </w:pPr>
+      <w:r>
+        <w:rPr>
+          <w:b w:val="0"/>
+        </w:rPr>
+        <w:t xml:space="preserve">The result is 3 accepted, 2 rejected, and mean 10.0 minutes. A reproducible report states the question, raw </w:t>
+      </w:r>
+      <w:r>
+        <w:rPr>
+          <w:b/>
+        </w:rPr>
+        <w:t>input</w:t>
+      </w:r>
+      <w:r>
+        <w:rPr>
+          <w:b w:val="0"/>
+        </w:rPr>
+        <w:t xml:space="preserve"> version, schema, exclusion reasons, calculation and </w:t>
+      </w:r>
+      <w:r>
+        <w:rPr>
+          <w:b/>
+        </w:rPr>
+        <w:t>scope</w:t>
+      </w:r>
+      <w:r>
+        <w:rPr>
+          <w:b w:val="0"/>
+        </w:rPr>
+        <w:t>.</w:t>
+      </w:r>
+    </w:p>
+    <w:p>
+      <w:pPr>
+        <w:spacing w:line="336" w:lineRule="auto" w:after="180"/>
+      </w:pPr>
+      <w:r>
+        <w:rPr>
+          <w:b w:val="0"/>
+        </w:rPr>
+        <w:t xml:space="preserve">Someone else should obtain the same result from the same </w:t>
+      </w:r>
+      <w:r>
+        <w:rPr>
+          <w:b/>
+        </w:rPr>
+        <w:t>input</w:t>
+      </w:r>
+      <w:r>
+        <w:rPr>
+          <w:b w:val="0"/>
+        </w:rPr>
+        <w:t>s and rules.</w:t>
       </w:r>
     </w:p>
     <w:p>
@@ -1011,8 +1578,36 @@
       </w:r>
     </w:p>
     <w:p>
-      <w:r>
-        <w:t>First filter the raw durations using the written schema. Keep 10, 0 and 20; reject None because the duration is unknown and -2 because it is outside the range. The accepted sum is 30 and the accepted count is three, so the accepted-record mean is 10 minutes. Dividing by all five supplied records would treat the two rejected durations as if they contributed known zeros. State three accepted out of five beside the mean.</w:t>
+      <w:pPr>
+        <w:spacing w:line="336" w:lineRule="auto" w:after="180"/>
+      </w:pPr>
+      <w:r>
+        <w:rPr>
+          <w:b w:val="0"/>
+        </w:rPr>
+        <w:t>First filter the raw durations using the written schema. Keep 10, 0 and 20; reject None because the duration is unknown and -2 because it is outside the range.</w:t>
+      </w:r>
+    </w:p>
+    <w:p>
+      <w:pPr>
+        <w:spacing w:line="336" w:lineRule="auto" w:after="180"/>
+      </w:pPr>
+      <w:r>
+        <w:rPr>
+          <w:b w:val="0"/>
+        </w:rPr>
+        <w:t>The accepted sum is 30 and the accepted count is three, so the accepted-record mean is 10 minutes. Dividing by all five supplied records would treat the two rejected durations as if they contributed known zeros.</w:t>
+      </w:r>
+    </w:p>
+    <w:p>
+      <w:pPr>
+        <w:spacing w:line="336" w:lineRule="auto" w:after="180"/>
+      </w:pPr>
+      <w:r>
+        <w:rPr>
+          <w:b w:val="0"/>
+        </w:rPr>
+        <w:t>State three accepted out of five beside the mean.</w:t>
       </w:r>
     </w:p>
     <w:p>
@@ -1024,8 +1619,26 @@
       </w:r>
     </w:p>
     <w:p>
-      <w:r>
-        <w:t>Point to the input, the deciding step and the result in this week’s visual. Explain the same step in ordinary words. A picture helps when you can say what each part represents.</w:t>
+      <w:pPr>
+        <w:spacing w:line="336" w:lineRule="auto" w:after="180"/>
+      </w:pPr>
+      <w:r>
+        <w:rPr>
+          <w:b w:val="0"/>
+        </w:rPr>
+        <w:t xml:space="preserve">Point to the </w:t>
+      </w:r>
+      <w:r>
+        <w:rPr>
+          <w:b/>
+        </w:rPr>
+        <w:t>input</w:t>
+      </w:r>
+      <w:r>
+        <w:rPr>
+          <w:b w:val="0"/>
+        </w:rPr>
+        <w:t>, the deciding step and the result in this week’s visual. Explain the same step in ordinary words. A picture helps when you can say what each part represents.</w:t>
       </w:r>
     </w:p>
     <w:p>
@@ -1038,16 +1651,54 @@
     </w:p>
     <w:p>
       <w:r>
+        <w:t>Compare the supplied cases for Project Problem and Success Test. Identify the detail that changes the conclusion.</w:t>
+      </w:r>
+    </w:p>
+    <w:p>
+      <w:pPr>
+        <w:pStyle w:val="Heading3"/>
+      </w:pPr>
+      <w:r>
+        <w:t>The case to investigate</w:t>
+      </w:r>
+    </w:p>
+    <w:p>
+      <w:pPr>
+        <w:spacing w:line="336" w:lineRule="auto" w:after="180"/>
+        <w:shd w:fill="F1F6FC"/>
+      </w:pPr>
+      <w:r>
+        <w:rPr>
+          <w:b w:val="0"/>
+        </w:rPr>
         <w:t>CASE GALLERY</w:t>
       </w:r>
     </w:p>
     <w:p>
-      <w:r>
-        <w:t>Four Tests, Four Kinds of Evidence</w:t>
-      </w:r>
-    </w:p>
-    <w:p>
-      <w:r>
+      <w:pPr>
+        <w:spacing w:line="336" w:lineRule="auto" w:after="180"/>
+      </w:pPr>
+      <w:r>
+        <w:rPr>
+          <w:b w:val="0"/>
+        </w:rPr>
+        <w:t xml:space="preserve">Four Tests, Four Kinds of </w:t>
+      </w:r>
+      <w:r>
+        <w:rPr>
+          <w:b/>
+        </w:rPr>
+        <w:t>Evidence</w:t>
+      </w:r>
+    </w:p>
+    <w:p>
+      <w:pPr>
+        <w:spacing w:line="336" w:lineRule="auto" w:after="180"/>
+      </w:pPr>
+      <w:r>
+        <w:rPr>
+          <w:b w:val="0"/>
+        </w:rPr>
         <w:t>A system is not understood until it survives more than one comfortable example.</w:t>
       </w:r>
     </w:p>
@@ -1124,8 +1775,47 @@
       </w:r>
     </w:p>
     <w:p>
-      <w:r>
-        <w:t>NORMAL CASE: predict and name evidence.     BOUNDARY CASE: predict and name evidence.</w:t>
+      <w:pPr>
+        <w:pStyle w:val="Heading3"/>
+      </w:pPr>
+      <w:r>
+        <w:t>The normal case</w:t>
+      </w:r>
+    </w:p>
+    <w:p>
+      <w:pPr>
+        <w:spacing w:line="336" w:lineRule="auto" w:after="180"/>
+        <w:shd w:fill="F1F6FC"/>
+      </w:pPr>
+      <w:r>
+        <w:rPr>
+          <w:b w:val="0"/>
+        </w:rPr>
+        <w:t xml:space="preserve">NORMAL CASE: predict and name </w:t>
+      </w:r>
+      <w:r>
+        <w:rPr>
+          <w:b/>
+        </w:rPr>
+        <w:t>evidence</w:t>
+      </w:r>
+      <w:r>
+        <w:rPr>
+          <w:b w:val="0"/>
+        </w:rPr>
+        <w:t xml:space="preserve">.     BOUNDARY CASE: predict and name </w:t>
+      </w:r>
+      <w:r>
+        <w:rPr>
+          <w:b/>
+        </w:rPr>
+        <w:t>evidence</w:t>
+      </w:r>
+      <w:r>
+        <w:rPr>
+          <w:b w:val="0"/>
+        </w:rPr>
+        <w:t>.</w:t>
       </w:r>
     </w:p>
     <w:p>
@@ -1201,12 +1891,58 @@
       </w:r>
     </w:p>
     <w:p>
-      <w:r>
-        <w:t>MISSING INFORMATION: predict and name evidence.     TRANSFER CASE: predict and name evidence.</w:t>
-      </w:r>
-    </w:p>
-    <w:p>
-      <w:r>
+      <w:pPr>
+        <w:pStyle w:val="Heading3"/>
+      </w:pPr>
+      <w:r>
+        <w:t>Check missing information</w:t>
+      </w:r>
+    </w:p>
+    <w:p>
+      <w:pPr>
+        <w:spacing w:line="336" w:lineRule="auto" w:after="180"/>
+        <w:shd w:fill="FFF5E6"/>
+      </w:pPr>
+      <w:r>
+        <w:rPr>
+          <w:b w:val="0"/>
+        </w:rPr>
+        <w:t xml:space="preserve">MISSING INFORMATION: predict and name </w:t>
+      </w:r>
+      <w:r>
+        <w:rPr>
+          <w:b/>
+        </w:rPr>
+        <w:t>evidence</w:t>
+      </w:r>
+      <w:r>
+        <w:rPr>
+          <w:b w:val="0"/>
+        </w:rPr>
+        <w:t xml:space="preserve">.     TRANSFER CASE: predict and name </w:t>
+      </w:r>
+      <w:r>
+        <w:rPr>
+          <w:b/>
+        </w:rPr>
+        <w:t>evidence</w:t>
+      </w:r>
+      <w:r>
+        <w:rPr>
+          <w:b w:val="0"/>
+        </w:rPr>
+        <w:t>.</w:t>
+      </w:r>
+    </w:p>
+    <w:p>
+      <w:pPr>
+        <w:spacing w:line="336" w:lineRule="auto" w:after="180"/>
+        <w:shd w:fill="F5F1FB"/>
+      </w:pPr>
+      <w:r>
+        <w:rPr>
+          <w:b w:val="0"/>
+        </w:rPr>
         <w:t>Which case is most likely to reveal a hidden assumption? Why?</w:t>
       </w:r>
     </w:p>
@@ -1252,17 +1988,68 @@
       </w:r>
     </w:p>
     <w:p>
-      <w:r>
+      <w:pPr>
+        <w:pStyle w:val="Heading3"/>
+      </w:pPr>
+      <w:r>
+        <w:t>Change one thing</w:t>
+      </w:r>
+    </w:p>
+    <w:p>
+      <w:pPr>
+        <w:spacing w:line="336" w:lineRule="auto" w:after="180"/>
+        <w:shd w:fill="F5F1FB"/>
+      </w:pPr>
+      <w:r>
+        <w:rPr>
+          <w:b w:val="0"/>
+        </w:rPr>
         <w:t>Change: Reduce the limit from 8 to 5.</w:t>
       </w:r>
     </w:p>
     <w:p>
-      <w:r>
-        <w:t>Prediction: Return no eligible item.</w:t>
-      </w:r>
-    </w:p>
-    <w:p>
-      <w:r>
+      <w:pPr>
+        <w:pStyle w:val="Heading3"/>
+      </w:pPr>
+      <w:r>
+        <w:t>Predicted result</w:t>
+      </w:r>
+    </w:p>
+    <w:p>
+      <w:pPr>
+        <w:spacing w:line="336" w:lineRule="auto" w:after="180"/>
+        <w:shd w:fill="F1F6FC"/>
+      </w:pPr>
+      <w:r>
+        <w:rPr>
+          <w:b/>
+        </w:rPr>
+        <w:t>Prediction</w:t>
+      </w:r>
+      <w:r>
+        <w:rPr>
+          <w:b w:val="0"/>
+        </w:rPr>
+        <w:t>: Return no eligible item.</w:t>
+      </w:r>
+    </w:p>
+    <w:p>
+      <w:pPr>
+        <w:pStyle w:val="Heading3"/>
+      </w:pPr>
+      <w:r>
+        <w:t>Why the result follows</w:t>
+      </w:r>
+    </w:p>
+    <w:p>
+      <w:pPr>
+        <w:spacing w:line="336" w:lineRule="auto" w:after="180"/>
+        <w:shd w:fill="F1F6FC"/>
+      </w:pPr>
+      <w:r>
+        <w:rPr>
+          <w:b w:val="0"/>
+        </w:rPr>
         <w:t>Reason: All three valid rows take more than five minutes.</w:t>
       </w:r>
     </w:p>
@@ -1276,16 +2063,39 @@
     </w:p>
     <w:p>
       <w:r>
+        <w:t>Use the vocabulary of Project Problem and Success Test to explain a concrete decision, rather than only memorising definitions.</w:t>
+      </w:r>
+    </w:p>
+    <w:p>
+      <w:pPr>
+        <w:spacing w:line="336" w:lineRule="auto" w:after="180"/>
+      </w:pPr>
+      <w:r>
+        <w:rPr>
+          <w:b/>
+        </w:rPr>
         <w:t>VOCABULARY LAB</w:t>
       </w:r>
     </w:p>
     <w:p>
-      <w:r>
+      <w:pPr>
+        <w:spacing w:line="336" w:lineRule="auto" w:after="180"/>
+      </w:pPr>
+      <w:r>
+        <w:rPr>
+          <w:b w:val="0"/>
+        </w:rPr>
         <w:t>Words You Can Use to Reason</w:t>
       </w:r>
     </w:p>
     <w:p>
-      <w:r>
+      <w:pPr>
+        <w:spacing w:line="336" w:lineRule="auto" w:after="180"/>
+      </w:pPr>
+      <w:r>
+        <w:rPr>
+          <w:b w:val="0"/>
+        </w:rPr>
         <w:t>A definition matters when you can recognize the idea, use it, and contrast it with a near-miss.</w:t>
       </w:r>
     </w:p>
@@ -1852,17 +2662,58 @@
     </w:p>
     <w:p>
       <w:r>
-        <w:t>WORKED EVIDENCE</w:t>
-      </w:r>
-    </w:p>
-    <w:p>
-      <w:r>
+        <w:t>Follow the worked trace for Project Problem and Success Test, predict a step, then compare with its explanation.</w:t>
+      </w:r>
+    </w:p>
+    <w:p>
+      <w:pPr>
+        <w:spacing w:line="336" w:lineRule="auto" w:after="180"/>
+      </w:pPr>
+      <w:r>
+        <w:rPr>
+          <w:b/>
+        </w:rPr>
+        <w:t xml:space="preserve">WORKED </w:t>
+      </w:r>
+      <w:r>
+        <w:rPr>
+          <w:b/>
+        </w:rPr>
+        <w:t>EVIDENCE</w:t>
+      </w:r>
+    </w:p>
+    <w:p>
+      <w:pPr>
+        <w:spacing w:line="336" w:lineRule="auto" w:after="180"/>
+      </w:pPr>
+      <w:r>
+        <w:rPr>
+          <w:b w:val="0"/>
+        </w:rPr>
         <w:t>Reason Step by Step</w:t>
       </w:r>
     </w:p>
     <w:p>
-      <w:r>
-        <w:t>Predict first. Then check each step. A correct answer without visible reasoning is incomplete evidence.</w:t>
+      <w:pPr>
+        <w:spacing w:line="336" w:lineRule="auto" w:after="180"/>
+      </w:pPr>
+      <w:r>
+        <w:rPr>
+          <w:b w:val="0"/>
+        </w:rPr>
+        <w:t xml:space="preserve">Predict first. Then check each step. A correct answer without visible reasoning is incomplete </w:t>
+      </w:r>
+      <w:r>
+        <w:rPr>
+          <w:b/>
+        </w:rPr>
+        <w:t>evidence</w:t>
+      </w:r>
+      <w:r>
+        <w:rPr>
+          <w:b w:val="0"/>
+        </w:rPr>
+        <w:t>.</w:t>
       </w:r>
     </w:p>
     <w:p>
@@ -1902,27 +2753,97 @@
       </w:r>
     </w:p>
     <w:p>
-      <w:r>
+      <w:pPr>
+        <w:spacing w:line="336" w:lineRule="auto" w:after="180"/>
+        <w:shd w:fill="F4F9FC"/>
+      </w:pPr>
+      <w:r>
+        <w:rPr>
+          <w:b w:val="0"/>
+        </w:rPr>
         <w:t>1. Need: help a reader choose from 12 classroom books.</w:t>
       </w:r>
     </w:p>
     <w:p>
-      <w:r>
-        <w:t>2. Requirements: use stated preferences; show score; protect privacy.</w:t>
-      </w:r>
-    </w:p>
-    <w:p>
-      <w:r>
-        <w:t>3. Tests: correct arithmetic; unsuitable hard constraint removed; explanation names evidence.</w:t>
-      </w:r>
-    </w:p>
-    <w:p>
-      <w:r>
-        <w:t>4. Out of scope: claiming the objectively ‘best’ book or storing private history.</w:t>
-      </w:r>
-    </w:p>
-    <w:p>
-      <w:r>
+      <w:pPr>
+        <w:spacing w:line="336" w:lineRule="auto" w:after="180"/>
+        <w:shd w:fill="F4F9FC"/>
+      </w:pPr>
+      <w:r>
+        <w:rPr>
+          <w:b w:val="0"/>
+        </w:rPr>
+        <w:t xml:space="preserve">2. </w:t>
+      </w:r>
+      <w:r>
+        <w:rPr>
+          <w:b/>
+        </w:rPr>
+        <w:t>Requirement</w:t>
+      </w:r>
+      <w:r>
+        <w:rPr>
+          <w:b w:val="0"/>
+        </w:rPr>
+        <w:t>s: use stated preferences; show score; protect privacy.</w:t>
+      </w:r>
+    </w:p>
+    <w:p>
+      <w:pPr>
+        <w:spacing w:line="336" w:lineRule="auto" w:after="180"/>
+        <w:shd w:fill="F4F9FC"/>
+      </w:pPr>
+      <w:r>
+        <w:rPr>
+          <w:b w:val="0"/>
+        </w:rPr>
+        <w:t xml:space="preserve">3. Tests: correct arithmetic; unsuitable hard constraint removed; explanation names </w:t>
+      </w:r>
+      <w:r>
+        <w:rPr>
+          <w:b/>
+        </w:rPr>
+        <w:t>evidence</w:t>
+      </w:r>
+      <w:r>
+        <w:rPr>
+          <w:b w:val="0"/>
+        </w:rPr>
+        <w:t>.</w:t>
+      </w:r>
+    </w:p>
+    <w:p>
+      <w:pPr>
+        <w:spacing w:line="336" w:lineRule="auto" w:after="180"/>
+        <w:shd w:fill="F4F9FC"/>
+      </w:pPr>
+      <w:r>
+        <w:rPr>
+          <w:b w:val="0"/>
+        </w:rPr>
+        <w:t xml:space="preserve">4. Out of </w:t>
+      </w:r>
+      <w:r>
+        <w:rPr>
+          <w:b/>
+        </w:rPr>
+        <w:t>scope</w:t>
+      </w:r>
+      <w:r>
+        <w:rPr>
+          <w:b w:val="0"/>
+        </w:rPr>
+        <w:t>: claiming the objectively ‘best’ book or storing private history.</w:t>
+      </w:r>
+    </w:p>
+    <w:p>
+      <w:pPr>
+        <w:spacing w:line="336" w:lineRule="auto" w:after="180"/>
+      </w:pPr>
+      <w:r>
+        <w:rPr>
+          <w:b w:val="0"/>
+        </w:rPr>
         <w:t>Recalculate, retrace, or restate the reasoning in your own representation:</w:t>
       </w:r>
     </w:p>
@@ -1960,8 +2881,27 @@
       </w:r>
     </w:p>
     <w:p>
-      <w:r>
-        <w:t>CHECK  Did the evidence answer the exact question? Did the total, path, or source record stay consistent?</w:t>
+      <w:pPr>
+        <w:spacing w:line="336" w:lineRule="auto" w:after="180"/>
+        <w:shd w:fill="F5F1FB"/>
+      </w:pPr>
+      <w:r>
+        <w:rPr>
+          <w:b w:val="0"/>
+        </w:rPr>
+        <w:t xml:space="preserve">CHECK  Did the </w:t>
+      </w:r>
+      <w:r>
+        <w:rPr>
+          <w:b/>
+        </w:rPr>
+        <w:t>evidence</w:t>
+      </w:r>
+      <w:r>
+        <w:rPr>
+          <w:b w:val="0"/>
+        </w:rPr>
+        <w:t xml:space="preserve"> answer the exact question? Did the total, path, or source record stay consistent?</w:t>
       </w:r>
     </w:p>
     <w:p>
@@ -2065,7 +3005,13 @@
       </w:r>
     </w:p>
     <w:p>
-      <w:r>
+      <w:pPr>
+        <w:spacing w:line="336" w:lineRule="auto" w:after="180"/>
+      </w:pPr>
+      <w:r>
+        <w:rPr>
+          <w:b w:val="0"/>
+        </w:rPr>
         <w:t>Cover the result before checking it. Say what is given, choose the procedure, and follow one step at a time. Then uncover the result and explain your first mismatch. Ask why a step is allowed, not only what number it produces.</w:t>
       </w:r>
     </w:p>
@@ -2078,7 +3024,13 @@
       </w:r>
     </w:p>
     <w:p>
-      <w:r>
+      <w:pPr>
+        <w:spacing w:line="336" w:lineRule="auto" w:after="180"/>
+      </w:pPr>
+      <w:r>
+        <w:rPr>
+          <w:b w:val="0"/>
+        </w:rPr>
         <w:t>A fictional reading-break chooser needs a transparent contract.</w:t>
       </w:r>
     </w:p>
@@ -2091,12 +3043,42 @@
       </w:r>
     </w:p>
     <w:p>
-      <w:r>
+      <w:pPr>
+        <w:pStyle w:val="Heading3"/>
+      </w:pPr>
+      <w:r>
+        <w:t>Supplied facts</w:t>
+      </w:r>
+    </w:p>
+    <w:p>
+      <w:pPr>
+        <w:spacing w:line="336" w:lineRule="auto" w:after="180"/>
+        <w:shd w:fill="F1F6FC"/>
+      </w:pPr>
+      <w:r>
+        <w:rPr>
+          <w:b w:val="0"/>
+        </w:rPr>
         <w:t>Items have id text, minutes integer 0–30, interest integer 0–5. Request limit is integer 0–30.</w:t>
       </w:r>
     </w:p>
     <w:p>
-      <w:r>
+      <w:pPr>
+        <w:pStyle w:val="Heading3"/>
+      </w:pPr>
+      <w:r>
+        <w:t>Supplied facts</w:t>
+      </w:r>
+    </w:p>
+    <w:p>
+      <w:pPr>
+        <w:spacing w:line="336" w:lineRule="auto" w:after="180"/>
+        <w:shd w:fill="F1F6FC"/>
+      </w:pPr>
+      <w:r>
+        <w:rPr>
+          <w:b w:val="0"/>
+        </w:rPr>
         <w:t>Eligible if minutes&lt;=limit; score=interest; highest wins; ties choose alphabetically smaller ID; invalid rows excluded and counted.</w:t>
       </w:r>
     </w:p>
@@ -2282,30 +3264,126 @@
       </w:r>
     </w:p>
     <w:p>
-      <w:r>
-        <w:t>Planning fixes what success means before code returns an answer. The duration boundary is including equality, and the tie policy prevents accidental list-order dependence. A complete output may include why other rows were excluded. Test expectations should come from the contract rather than copying the first program result.</w:t>
-      </w:r>
-    </w:p>
-    <w:p>
       <w:pPr>
         <w:pStyle w:val="Heading3"/>
       </w:pPr>
       <w:r>
+        <w:t>Why the result follows</w:t>
+      </w:r>
+    </w:p>
+    <w:p>
+      <w:pPr>
+        <w:spacing w:line="336" w:lineRule="auto" w:after="180"/>
+        <w:shd w:fill="F1F6FC"/>
+      </w:pPr>
+      <w:r>
+        <w:rPr>
+          <w:b w:val="0"/>
+        </w:rPr>
+        <w:t>Planning fixes what success means before code returns an answer. The duration boundary is including equality, and the tie policy prevents accidental list-order dependence.</w:t>
+      </w:r>
+    </w:p>
+    <w:p>
+      <w:pPr>
+        <w:spacing w:line="336" w:lineRule="auto" w:after="180"/>
+        <w:shd w:fill="F1F6FC"/>
+      </w:pPr>
+      <w:r>
+        <w:rPr>
+          <w:b w:val="0"/>
+        </w:rPr>
+        <w:t xml:space="preserve">A complete </w:t>
+      </w:r>
+      <w:r>
+        <w:rPr>
+          <w:b/>
+        </w:rPr>
+        <w:t>output</w:t>
+      </w:r>
+      <w:r>
+        <w:rPr>
+          <w:b w:val="0"/>
+        </w:rPr>
+        <w:t xml:space="preserve"> may include why other rows were excluded. Test expectations should come from the contract rather than copying the first program result.</w:t>
+      </w:r>
+    </w:p>
+    <w:p>
+      <w:pPr>
+        <w:pStyle w:val="Heading3"/>
+      </w:pPr>
+      <w:r>
         <w:t>What this example does not establish</w:t>
       </w:r>
     </w:p>
     <w:p>
-      <w:r>
+      <w:pPr>
+        <w:pStyle w:val="Heading3"/>
+      </w:pPr>
+      <w:r>
+        <w:t>Keep the stated limit</w:t>
+      </w:r>
+    </w:p>
+    <w:p>
+      <w:pPr>
+        <w:spacing w:line="336" w:lineRule="auto" w:after="180"/>
+        <w:shd w:fill="FFF5E6"/>
+      </w:pPr>
+      <w:r>
+        <w:rPr>
+          <w:b w:val="0"/>
+        </w:rPr>
         <w:t>The supplied interest scores are fictional; the specification does not establish genuine learner preferences.</w:t>
       </w:r>
     </w:p>
     <w:p>
-      <w:r>
-        <w:t>Read the labelled picture: Write an equality test and explain which requirement it checks.</w:t>
-      </w:r>
-    </w:p>
-    <w:p>
-      <w:r>
+      <w:pPr>
+        <w:pStyle w:val="Heading3"/>
+      </w:pPr>
+      <w:r>
+        <w:t>Keep the stated limit</w:t>
+      </w:r>
+    </w:p>
+    <w:p>
+      <w:pPr>
+        <w:spacing w:line="336" w:lineRule="auto" w:after="180"/>
+        <w:shd w:fill="FFF5E6"/>
+      </w:pPr>
+      <w:r>
+        <w:rPr>
+          <w:b w:val="0"/>
+        </w:rPr>
+        <w:t xml:space="preserve">Read the labelled picture: Write an equality test and explain which </w:t>
+      </w:r>
+      <w:r>
+        <w:rPr>
+          <w:b/>
+        </w:rPr>
+        <w:t>requirement</w:t>
+      </w:r>
+      <w:r>
+        <w:rPr>
+          <w:b w:val="0"/>
+        </w:rPr>
+        <w:t xml:space="preserve"> it checks.</w:t>
+      </w:r>
+    </w:p>
+    <w:p>
+      <w:pPr>
+        <w:pStyle w:val="Heading3"/>
+      </w:pPr>
+      <w:r>
+        <w:t>Keep the stated limit</w:t>
+      </w:r>
+    </w:p>
+    <w:p>
+      <w:pPr>
+        <w:spacing w:line="336" w:lineRule="auto" w:after="180"/>
+        <w:shd w:fill="FFF5E6"/>
+      </w:pPr>
+      <w:r>
+        <w:rPr>
+          <w:b w:val="0"/>
+        </w:rPr>
         <w:t>Change one thing: Reduce the limit from 8 to 5. Predict the result before checking the explanation. What remains the same?</w:t>
       </w:r>
     </w:p>
@@ -2319,17 +3397,61 @@
     </w:p>
     <w:p>
       <w:r>
+        <w:t>Find the unsupported step in the Project Problem and Success Test claim and explain a repair using the supplied evidence.</w:t>
+      </w:r>
+    </w:p>
+    <w:p>
+      <w:pPr>
+        <w:pStyle w:val="Heading3"/>
+      </w:pPr>
+      <w:r>
+        <w:t>Find the first error</w:t>
+      </w:r>
+    </w:p>
+    <w:p>
+      <w:pPr>
+        <w:spacing w:line="336" w:lineRule="auto" w:after="180"/>
+        <w:shd w:fill="FFF5E6"/>
+      </w:pPr>
+      <w:r>
+        <w:rPr>
+          <w:b w:val="0"/>
+        </w:rPr>
         <w:t>ERROR DETECTIVE</w:t>
       </w:r>
     </w:p>
     <w:p>
-      <w:r>
+      <w:pPr>
+        <w:spacing w:line="336" w:lineRule="auto" w:after="180"/>
+      </w:pPr>
+      <w:r>
+        <w:rPr>
+          <w:b w:val="0"/>
+        </w:rPr>
         <w:t>Compare → Diagnose → Repair</w:t>
       </w:r>
     </w:p>
     <w:p>
-      <w:r>
-        <w:t>Do not patch the answer. Find the earliest unsupported assumption, wrong step, or weak evidence.</w:t>
+      <w:pPr>
+        <w:spacing w:line="336" w:lineRule="auto" w:after="180"/>
+      </w:pPr>
+      <w:r>
+        <w:rPr>
+          <w:b w:val="0"/>
+        </w:rPr>
+        <w:t xml:space="preserve">Do not patch the answer. Find the earliest unsupported assumption, wrong step, or weak </w:t>
+      </w:r>
+      <w:r>
+        <w:rPr>
+          <w:b/>
+        </w:rPr>
+        <w:t>evidence</w:t>
+      </w:r>
+      <w:r>
+        <w:rPr>
+          <w:b w:val="0"/>
+        </w:rPr>
+        <w:t>.</w:t>
       </w:r>
     </w:p>
     <w:p>
@@ -2579,7 +3701,14 @@
       </w:tr>
     </w:tbl>
     <w:p>
-      <w:r>
+      <w:pPr>
+        <w:spacing w:line="336" w:lineRule="auto" w:after="180"/>
+        <w:shd w:fill="F5F1FB"/>
+      </w:pPr>
+      <w:r>
+        <w:rPr>
+          <w:b w:val="0"/>
+        </w:rPr>
         <w:t>Repair one cause. Why is this repair better than changing several things?</w:t>
       </w:r>
     </w:p>
@@ -2625,8 +3754,50 @@
       </w:r>
     </w:p>
     <w:p>
-      <w:r>
-        <w:t>The scope is a rule-based prototype using fictional ratings. It does not demonstrate personalized learning impact or a trained AI model. A clear non-goal protects students from building an untestable or overly broad project.</w:t>
+      <w:pPr>
+        <w:spacing w:line="336" w:lineRule="auto" w:after="180"/>
+      </w:pPr>
+      <w:r>
+        <w:rPr>
+          <w:b w:val="0"/>
+        </w:rPr>
+        <w:t xml:space="preserve">The </w:t>
+      </w:r>
+      <w:r>
+        <w:rPr>
+          <w:b/>
+        </w:rPr>
+        <w:t>scope</w:t>
+      </w:r>
+      <w:r>
+        <w:rPr>
+          <w:b w:val="0"/>
+        </w:rPr>
+        <w:t xml:space="preserve"> is a rule-based </w:t>
+      </w:r>
+      <w:r>
+        <w:rPr>
+          <w:b/>
+        </w:rPr>
+        <w:t>prototype</w:t>
+      </w:r>
+      <w:r>
+        <w:rPr>
+          <w:b w:val="0"/>
+        </w:rPr>
+        <w:t xml:space="preserve"> using fictional ratings. It does not demonstrate personalized learning impact or a trained AI model. A clear </w:t>
+      </w:r>
+      <w:r>
+        <w:rPr>
+          <w:b/>
+        </w:rPr>
+        <w:t>non-goal</w:t>
+      </w:r>
+      <w:r>
+        <w:rPr>
+          <w:b w:val="0"/>
+        </w:rPr>
+        <w:t xml:space="preserve"> protects students from building an untestable or overly broad project.</w:t>
       </w:r>
     </w:p>
     <w:p>
@@ -2676,8 +3847,26 @@
       </w:r>
     </w:p>
     <w:p>
-      <w:r>
-        <w:t>Missing or invalid durations might belong to unusually long sessions. The accepted mean may therefore differ from the full group's mean. Do not make a causal claim from this descriptive investigation.</w:t>
+      <w:pPr>
+        <w:spacing w:line="336" w:lineRule="auto" w:after="180"/>
+      </w:pPr>
+      <w:r>
+        <w:rPr>
+          <w:b w:val="0"/>
+        </w:rPr>
+        <w:t xml:space="preserve">Missing or invalid durations might belong to unusually long sessions. The accepted mean may therefore differ from the full group's mean. Do not make a causal claim from this descriptive </w:t>
+      </w:r>
+      <w:r>
+        <w:rPr>
+          <w:b/>
+        </w:rPr>
+        <w:t>investigation</w:t>
+      </w:r>
+      <w:r>
+        <w:rPr>
+          <w:b w:val="0"/>
+        </w:rPr>
+        <w:t>.</w:t>
       </w:r>
     </w:p>
     <w:p>
@@ -2728,16 +3917,39 @@
     </w:p>
     <w:p>
       <w:r>
+        <w:t>Practise Project Problem and Success Test with support, then explain the deciding step in your own words.</w:t>
+      </w:r>
+    </w:p>
+    <w:p>
+      <w:pPr>
+        <w:spacing w:line="336" w:lineRule="auto" w:after="180"/>
+      </w:pPr>
+      <w:r>
+        <w:rPr>
+          <w:b/>
+        </w:rPr>
         <w:t>LOGIC STUDIO</w:t>
       </w:r>
     </w:p>
     <w:p>
-      <w:r>
+      <w:pPr>
+        <w:spacing w:line="336" w:lineRule="auto" w:after="180"/>
+      </w:pPr>
+      <w:r>
+        <w:rPr>
+          <w:b w:val="0"/>
+        </w:rPr>
         <w:t>Trace Before You Run</w:t>
       </w:r>
     </w:p>
     <w:p>
-      <w:r>
+      <w:pPr>
+        <w:spacing w:line="336" w:lineRule="auto" w:after="180"/>
+      </w:pPr>
+      <w:r>
+        <w:rPr>
+          <w:b w:val="0"/>
+        </w:rPr>
         <w:t>Block code, pseudocode, tables, and diagrams are different ways to expose the same reasoning.</w:t>
       </w:r>
     </w:p>
@@ -2778,8 +3990,26 @@
       </w:r>
     </w:p>
     <w:p>
-      <w:r>
-        <w:t>SET evidence_record</w:t>
+      <w:pPr>
+        <w:spacing w:line="336" w:lineRule="auto" w:after="180"/>
+      </w:pPr>
+      <w:r>
+        <w:rPr>
+          <w:b w:val="0"/>
+        </w:rPr>
+        <w:t xml:space="preserve">SET </w:t>
+      </w:r>
+      <w:r>
+        <w:rPr>
+          <w:b/>
+        </w:rPr>
+        <w:t>evidence</w:t>
+      </w:r>
+      <w:r>
+        <w:rPr>
+          <w:b w:val="0"/>
+        </w:rPr>
+        <w:t>_record</w:t>
         <w:br/>
         <w:t>PREDICT expected_result</w:t>
         <w:br/>
@@ -2789,12 +4019,43 @@
         <w:br/>
         <w:t>IF different: locate first cause; change one factor; RETEST</w:t>
         <w:br/>
-        <w:t>EXPLAIN result, limitation, and next safe step</w:t>
-      </w:r>
-    </w:p>
-    <w:p>
-      <w:r>
-        <w:t>Trace one input. Which line changes the state or chooses a path?</w:t>
+        <w:t xml:space="preserve">EXPLAIN result, </w:t>
+      </w:r>
+      <w:r>
+        <w:rPr>
+          <w:b/>
+        </w:rPr>
+        <w:t>limitation</w:t>
+      </w:r>
+      <w:r>
+        <w:rPr>
+          <w:b w:val="0"/>
+        </w:rPr>
+        <w:t>, and next safe step</w:t>
+      </w:r>
+    </w:p>
+    <w:p>
+      <w:pPr>
+        <w:spacing w:line="336" w:lineRule="auto" w:after="180"/>
+        <w:shd w:fill="F5F1FB"/>
+      </w:pPr>
+      <w:r>
+        <w:rPr>
+          <w:b w:val="0"/>
+        </w:rPr>
+        <w:t xml:space="preserve">Trace one </w:t>
+      </w:r>
+      <w:r>
+        <w:rPr>
+          <w:b/>
+        </w:rPr>
+        <w:t>input</w:t>
+      </w:r>
+      <w:r>
+        <w:rPr>
+          <w:b w:val="0"/>
+        </w:rPr>
+        <w:t>. Which line changes the state or chooses a path?</w:t>
       </w:r>
     </w:p>
     <w:p>
@@ -2839,8 +4100,61 @@
       </w:r>
     </w:p>
     <w:p>
-      <w:r>
-        <w:t>A requirement such as make a smart choice cannot be tested precisely. Replace it with a stated score, limit, tie rule and output explanation. If real feedback later changes the policy, record a versioned change rather than rewriting previous evidence.</w:t>
+      <w:pPr>
+        <w:spacing w:line="336" w:lineRule="auto" w:after="180"/>
+      </w:pPr>
+      <w:r>
+        <w:rPr>
+          <w:b w:val="0"/>
+        </w:rPr>
+        <w:t xml:space="preserve">A </w:t>
+      </w:r>
+      <w:r>
+        <w:rPr>
+          <w:b/>
+        </w:rPr>
+        <w:t>requirement</w:t>
+      </w:r>
+      <w:r>
+        <w:rPr>
+          <w:b w:val="0"/>
+        </w:rPr>
+        <w:t xml:space="preserve"> such as make a smart choice cannot be tested precisely. Replace it with a stated score, limit, tie rule and </w:t>
+      </w:r>
+      <w:r>
+        <w:rPr>
+          <w:b/>
+        </w:rPr>
+        <w:t>output</w:t>
+      </w:r>
+      <w:r>
+        <w:rPr>
+          <w:b w:val="0"/>
+        </w:rPr>
+        <w:t xml:space="preserve"> explanation.</w:t>
+      </w:r>
+    </w:p>
+    <w:p>
+      <w:pPr>
+        <w:spacing w:line="336" w:lineRule="auto" w:after="180"/>
+      </w:pPr>
+      <w:r>
+        <w:rPr>
+          <w:b w:val="0"/>
+        </w:rPr>
+        <w:t xml:space="preserve">If real feedback later changes the policy, record a versioned change rather than rewriting previous </w:t>
+      </w:r>
+      <w:r>
+        <w:rPr>
+          <w:b/>
+        </w:rPr>
+        <w:t>evidence</w:t>
+      </w:r>
+      <w:r>
+        <w:rPr>
+          <w:b w:val="0"/>
+        </w:rPr>
+        <w:t>.</w:t>
       </w:r>
     </w:p>
     <w:p>
@@ -2852,8 +4166,25 @@
       </w:r>
     </w:p>
     <w:p>
-      <w:r>
-        <w:t>Dividing the accepted total 30 by all five records gives 6 and answers no clear observed-duration question. Use the accepted count for this mean, disclose exclusions, and never describe it as the average for every supplied session.</w:t>
+      <w:pPr>
+        <w:spacing w:line="336" w:lineRule="auto" w:after="180"/>
+      </w:pPr>
+      <w:r>
+        <w:rPr>
+          <w:b w:val="0"/>
+        </w:rPr>
+        <w:t>Dividing the accepted total 30 by all five records gives 6 and answers no clear observed-duration question.</w:t>
+      </w:r>
+    </w:p>
+    <w:p>
+      <w:pPr>
+        <w:spacing w:line="336" w:lineRule="auto" w:after="180"/>
+      </w:pPr>
+      <w:r>
+        <w:rPr>
+          <w:b w:val="0"/>
+        </w:rPr>
+        <w:t>Use the accepted count for this mean, disclose exclusions, and never describe it as the average for every supplied session.</w:t>
       </w:r>
     </w:p>
     <w:p>
@@ -2865,8 +4196,26 @@
       </w:r>
     </w:p>
     <w:p>
-      <w:r>
-        <w:t>Use workbook W2 for the connected example “Planning the application”. First fill the input and rule boxes. Try the middle steps before asking for a hint. After a hint, try the next step yourself.</w:t>
+      <w:pPr>
+        <w:spacing w:line="336" w:lineRule="auto" w:after="180"/>
+      </w:pPr>
+      <w:r>
+        <w:rPr>
+          <w:b w:val="0"/>
+        </w:rPr>
+        <w:t xml:space="preserve">Use workbook W2 for the connected example “Planning the application”. First fill the </w:t>
+      </w:r>
+      <w:r>
+        <w:rPr>
+          <w:b/>
+        </w:rPr>
+        <w:t>input</w:t>
+      </w:r>
+      <w:r>
+        <w:rPr>
+          <w:b w:val="0"/>
+        </w:rPr>
+        <w:t xml:space="preserve"> and rule boxes. Try the middle steps before asking for a hint. After a hint, try the next step yourself.</w:t>
       </w:r>
     </w:p>
     <w:tbl>
@@ -2949,7 +4298,13 @@
       </w:tr>
     </w:tbl>
     <w:p>
-      <w:r>
+      <w:pPr>
+        <w:spacing w:line="336" w:lineRule="auto" w:after="180"/>
+      </w:pPr>
+      <w:r>
+        <w:rPr>
+          <w:b w:val="0"/>
+        </w:rPr>
         <w:t>Explain your trace to a partner. Your partner points to one step to check. Swap roles on the next case. Each person writes their own explanation.</w:t>
       </w:r>
     </w:p>
@@ -2962,12 +4317,35 @@
       </w:r>
     </w:p>
     <w:p>
-      <w:r>
-        <w:t>Use the worked case for Planning the application. Proposed explanation: “A successful run proves the conclusion”. Decide whether this explanation is supported. Point to the step or supplied fact that decides; explain your repair if needed.</w:t>
-      </w:r>
-    </w:p>
-    <w:p>
-      <w:r>
+      <w:pPr>
+        <w:spacing w:line="336" w:lineRule="auto" w:after="180"/>
+      </w:pPr>
+      <w:r>
+        <w:rPr>
+          <w:b w:val="0"/>
+        </w:rPr>
+        <w:t>Use the worked case for Planning the application. Proposed explanation: “A successful run proves the conclusion”. Decide whether this explanation is supported.</w:t>
+      </w:r>
+    </w:p>
+    <w:p>
+      <w:pPr>
+        <w:spacing w:line="336" w:lineRule="auto" w:after="180"/>
+      </w:pPr>
+      <w:r>
+        <w:rPr>
+          <w:b w:val="0"/>
+        </w:rPr>
+        <w:t>Point to the step or supplied fact that decides; explain your repair if needed.</w:t>
+      </w:r>
+    </w:p>
+    <w:p>
+      <w:pPr>
+        <w:spacing w:line="336" w:lineRule="auto" w:after="180"/>
+      </w:pPr>
+      <w:r>
+        <w:rPr>
+          <w:b w:val="0"/>
+        </w:rPr>
         <w:t>Answer on your own before discussion. If you are unsure, say which step you need help with.</w:t>
       </w:r>
     </w:p>
@@ -2980,8 +4358,26 @@
       </w:r>
     </w:p>
     <w:p>
-      <w:r>
-        <w:t>Use its named workbook W2. Identify the given inputs, try the middle steps with less help, then explain your trace. Check this claim before group discussion: A successful run proves the conclusion</w:t>
+      <w:pPr>
+        <w:spacing w:line="336" w:lineRule="auto" w:after="180"/>
+      </w:pPr>
+      <w:r>
+        <w:rPr>
+          <w:b w:val="0"/>
+        </w:rPr>
+        <w:t xml:space="preserve">Use its named workbook W2. Identify the given </w:t>
+      </w:r>
+      <w:r>
+        <w:rPr>
+          <w:b/>
+        </w:rPr>
+        <w:t>input</w:t>
+      </w:r>
+      <w:r>
+        <w:rPr>
+          <w:b w:val="0"/>
+        </w:rPr>
+        <w:t>s, try the middle steps with less help, then explain your trace. Check this claim before group discussion: A successful run proves the conclusion</w:t>
       </w:r>
     </w:p>
     <w:p>
@@ -2993,8 +4389,26 @@
       </w:r>
     </w:p>
     <w:p>
-      <w:r>
-        <w:t>Write an equality test and explain which requirement it checks.</w:t>
+      <w:pPr>
+        <w:spacing w:line="336" w:lineRule="auto" w:after="180"/>
+      </w:pPr>
+      <w:r>
+        <w:rPr>
+          <w:b w:val="0"/>
+        </w:rPr>
+        <w:t xml:space="preserve">Write an equality test and explain which </w:t>
+      </w:r>
+      <w:r>
+        <w:rPr>
+          <w:b/>
+        </w:rPr>
+        <w:t>requirement</w:t>
+      </w:r>
+      <w:r>
+        <w:rPr>
+          <w:b w:val="0"/>
+        </w:rPr>
+        <w:t xml:space="preserve"> it checks.</w:t>
       </w:r>
     </w:p>
     <w:p>
@@ -3026,7 +4440,13 @@
       </w:r>
     </w:p>
     <w:p>
-      <w:r>
+      <w:pPr>
+        <w:spacing w:line="336" w:lineRule="auto" w:after="180"/>
+      </w:pPr>
+      <w:r>
+        <w:rPr>
+          <w:b w:val="0"/>
+        </w:rPr>
         <w:t>This is supported practice. Keep the separately named independent case for an attempt before feedback.</w:t>
       </w:r>
     </w:p>
@@ -3040,16 +4460,45 @@
     </w:p>
     <w:p>
       <w:r>
-        <w:t>EVIDENCE LAB</w:t>
-      </w:r>
-    </w:p>
-    <w:p>
-      <w:r>
+        <w:t>Investigate Project Problem and Success Test. Record the prediction, actual observation or labelled paper trace, explanation and next test separately.</w:t>
+      </w:r>
+    </w:p>
+    <w:p>
+      <w:pPr>
+        <w:spacing w:line="336" w:lineRule="auto" w:after="180"/>
+      </w:pPr>
+      <w:r>
+        <w:rPr>
+          <w:b/>
+        </w:rPr>
+        <w:t>EVIDENCE</w:t>
+      </w:r>
+      <w:r>
+        <w:rPr>
+          <w:b/>
+        </w:rPr>
+        <w:t xml:space="preserve"> LAB</w:t>
+      </w:r>
+    </w:p>
+    <w:p>
+      <w:pPr>
+        <w:spacing w:line="336" w:lineRule="auto" w:after="180"/>
+      </w:pPr>
+      <w:r>
+        <w:rPr>
+          <w:b w:val="0"/>
+        </w:rPr>
         <w:t>Predict → Test → Record → Explain</w:t>
       </w:r>
     </w:p>
     <w:p>
-      <w:r>
+      <w:pPr>
+        <w:spacing w:line="336" w:lineRule="auto" w:after="180"/>
+      </w:pPr>
+      <w:r>
+        <w:rPr>
+          <w:b w:val="0"/>
+        </w:rPr>
         <w:t>Keep expected and actual results separate. Surprises are useful data when recorded honestly.</w:t>
       </w:r>
     </w:p>
@@ -3090,8 +4539,26 @@
       </w:r>
     </w:p>
     <w:p>
-      <w:r>
-        <w:t>Interview a reader, write one need statement, define three measurable tests and two out-of-scope items, then peer-review for testability.</w:t>
+      <w:pPr>
+        <w:spacing w:line="336" w:lineRule="auto" w:after="180"/>
+      </w:pPr>
+      <w:r>
+        <w:rPr>
+          <w:b w:val="0"/>
+        </w:rPr>
+        <w:t>Interview a reader, write one need statement, define three measurable tests and two out-of-</w:t>
+      </w:r>
+      <w:r>
+        <w:rPr>
+          <w:b/>
+        </w:rPr>
+        <w:t>scope</w:t>
+      </w:r>
+      <w:r>
+        <w:rPr>
+          <w:b w:val="0"/>
+        </w:rPr>
+        <w:t xml:space="preserve"> items, then peer-review for testability.</w:t>
       </w:r>
     </w:p>
     <w:tbl>
@@ -3340,7 +4807,14 @@
       </w:tr>
     </w:tbl>
     <w:p>
-      <w:r>
+      <w:pPr>
+        <w:spacing w:line="336" w:lineRule="auto" w:after="180"/>
+        <w:shd w:fill="F5F1FB"/>
+      </w:pPr>
+      <w:r>
+        <w:rPr>
+          <w:b w:val="0"/>
+        </w:rPr>
         <w:t>What did the hardest test teach you that the normal test did not?</w:t>
       </w:r>
     </w:p>
@@ -3386,7 +4860,13 @@
       </w:r>
     </w:p>
     <w:p>
-      <w:r>
+      <w:pPr>
+        <w:spacing w:line="336" w:lineRule="auto" w:after="180"/>
+      </w:pPr>
+      <w:r>
+        <w:rPr>
+          <w:b w:val="0"/>
+        </w:rPr>
         <w:t>Before trying: what do I expect, and why? While trying: which step could first go wrong? Afterwards: what did I actually observe, and what should change? Keep “not run” if you only traced the procedure.</w:t>
       </w:r>
     </w:p>
@@ -3400,17 +4880,52 @@
     </w:p>
     <w:p>
       <w:r>
+        <w:t>Move from recall to tracing, diagnosis and transfer in Project Problem and Success Test. Explain why each step is justified.</w:t>
+      </w:r>
+    </w:p>
+    <w:p>
+      <w:pPr>
+        <w:spacing w:line="336" w:lineRule="auto" w:after="180"/>
+      </w:pPr>
+      <w:r>
+        <w:rPr>
+          <w:b/>
+        </w:rPr>
         <w:t>MASTERY</w:t>
       </w:r>
     </w:p>
     <w:p>
-      <w:r>
+      <w:pPr>
+        <w:spacing w:line="336" w:lineRule="auto" w:after="180"/>
+      </w:pPr>
+      <w:r>
+        <w:rPr>
+          <w:b w:val="0"/>
+        </w:rPr>
         <w:t>From Knowing the Word to Owning the Idea</w:t>
       </w:r>
     </w:p>
     <w:p>
-      <w:r>
-        <w:t>Move upward only when you can produce evidence without copying the worked example.</w:t>
+      <w:pPr>
+        <w:spacing w:line="336" w:lineRule="auto" w:after="180"/>
+      </w:pPr>
+      <w:r>
+        <w:rPr>
+          <w:b w:val="0"/>
+        </w:rPr>
+        <w:t xml:space="preserve">Move upward only when you can produce </w:t>
+      </w:r>
+      <w:r>
+        <w:rPr>
+          <w:b/>
+        </w:rPr>
+        <w:t>evidence</w:t>
+      </w:r>
+      <w:r>
+        <w:rPr>
+          <w:b w:val="0"/>
+        </w:rPr>
+        <w:t xml:space="preserve"> without copying the worked example.</w:t>
       </w:r>
     </w:p>
     <w:p>
@@ -3450,33 +4965,93 @@
       </w:r>
     </w:p>
     <w:p>
-      <w:r>
+      <w:pPr>
+        <w:spacing w:line="336" w:lineRule="auto" w:after="180"/>
+      </w:pPr>
+      <w:r>
+        <w:rPr>
+          <w:b w:val="0"/>
+        </w:rPr>
         <w:t>1 • NAME: Define the concept without repeating the textbook.</w:t>
       </w:r>
     </w:p>
     <w:p>
-      <w:r>
-        <w:t>2 • TRACE: Show the information, state, branch, calculation, or evidence path.</w:t>
-      </w:r>
-    </w:p>
-    <w:p>
-      <w:r>
+      <w:pPr>
+        <w:spacing w:line="336" w:lineRule="auto" w:after="180"/>
+      </w:pPr>
+      <w:r>
+        <w:rPr>
+          <w:b w:val="0"/>
+        </w:rPr>
+        <w:t xml:space="preserve">2 • TRACE: Show the information, state, branch, calculation, or </w:t>
+      </w:r>
+      <w:r>
+        <w:rPr>
+          <w:b/>
+        </w:rPr>
+        <w:t>evidence</w:t>
+      </w:r>
+      <w:r>
+        <w:rPr>
+          <w:b w:val="0"/>
+        </w:rPr>
+        <w:t xml:space="preserve"> path.</w:t>
+      </w:r>
+    </w:p>
+    <w:p>
+      <w:pPr>
+        <w:spacing w:line="336" w:lineRule="auto" w:after="180"/>
+      </w:pPr>
+      <w:r>
+        <w:rPr>
+          <w:b w:val="0"/>
+        </w:rPr>
         <w:t>3 • APPLY: Solve a different example independently.</w:t>
       </w:r>
     </w:p>
     <w:p>
-      <w:r>
+      <w:pPr>
+        <w:spacing w:line="336" w:lineRule="auto" w:after="180"/>
+      </w:pPr>
+      <w:r>
+        <w:rPr>
+          <w:b w:val="0"/>
+        </w:rPr>
         <w:t>4 • CHALLENGE: Find a boundary case, counterexample, or unfair outcome.</w:t>
       </w:r>
     </w:p>
     <w:p>
-      <w:r>
+      <w:pPr>
+        <w:spacing w:line="336" w:lineRule="auto" w:after="180"/>
+      </w:pPr>
+      <w:r>
+        <w:rPr>
+          <w:b w:val="0"/>
+        </w:rPr>
         <w:t>5 • EXPLAIN LIMITS: Say when the result should not be trusted or used alone.</w:t>
       </w:r>
     </w:p>
     <w:p>
-      <w:r>
-        <w:t>My strongest evidence of independent understanding:</w:t>
+      <w:pPr>
+        <w:spacing w:line="336" w:lineRule="auto" w:after="180"/>
+      </w:pPr>
+      <w:r>
+        <w:rPr>
+          <w:b w:val="0"/>
+        </w:rPr>
+        <w:t xml:space="preserve">My strongest </w:t>
+      </w:r>
+      <w:r>
+        <w:rPr>
+          <w:b/>
+        </w:rPr>
+        <w:t>evidence</w:t>
+      </w:r>
+      <w:r>
+        <w:rPr>
+          <w:b w:val="0"/>
+        </w:rPr>
+        <w:t xml:space="preserve"> of independent understanding:</w:t>
       </w:r>
     </w:p>
     <w:p>
@@ -3522,16 +5097,39 @@
     </w:p>
     <w:p>
       <w:r>
+        <w:t>Apply this week’s idea to Transparent Book Recommender. Keep an annotated decision and the evidence supporting it.</w:t>
+      </w:r>
+    </w:p>
+    <w:p>
+      <w:pPr>
+        <w:spacing w:line="336" w:lineRule="auto" w:after="180"/>
+      </w:pPr>
+      <w:r>
+        <w:rPr>
+          <w:b/>
+        </w:rPr>
         <w:t>CUMULATIVE PROJECT</w:t>
       </w:r>
     </w:p>
     <w:p>
-      <w:r>
+      <w:pPr>
+        <w:spacing w:line="336" w:lineRule="auto" w:after="180"/>
+      </w:pPr>
+      <w:r>
+        <w:rPr>
+          <w:b w:val="0"/>
+        </w:rPr>
         <w:t>Transparent Book Recommender</w:t>
       </w:r>
     </w:p>
     <w:p>
-      <w:r>
+      <w:pPr>
+        <w:spacing w:line="336" w:lineRule="auto" w:after="180"/>
+      </w:pPr>
+      <w:r>
+        <w:rPr>
+          <w:b w:val="0"/>
+        </w:rPr>
         <w:t>Every week adds one inspectable piece. The system must show how it reached a result.</w:t>
       </w:r>
     </w:p>
@@ -3572,17 +5170,75 @@
       </w:r>
     </w:p>
     <w:p>
-      <w:r>
-        <w:t>THIS WEEK’S CHECKPOINT  Freeze the brief before building so later choices can be traced to requirements.</w:t>
-      </w:r>
-    </w:p>
-    <w:p>
-      <w:r>
-        <w:t>SYSTEM MAP  Reader need → allowed inputs → transparent rule or score → ranked candidates → explanation → test record → human decision</w:t>
-      </w:r>
-    </w:p>
-    <w:p>
-      <w:r>
+      <w:pPr>
+        <w:spacing w:line="336" w:lineRule="auto" w:after="180"/>
+      </w:pPr>
+      <w:r>
+        <w:rPr>
+          <w:b w:val="0"/>
+        </w:rPr>
+        <w:t xml:space="preserve">THIS WEEK’S CHECKPOINT  Freeze the brief before building so later choices can be traced to </w:t>
+      </w:r>
+      <w:r>
+        <w:rPr>
+          <w:b/>
+        </w:rPr>
+        <w:t>requirement</w:t>
+      </w:r>
+      <w:r>
+        <w:rPr>
+          <w:b w:val="0"/>
+        </w:rPr>
+        <w:t>s.</w:t>
+      </w:r>
+    </w:p>
+    <w:p>
+      <w:pPr>
+        <w:pStyle w:val="Heading3"/>
+      </w:pPr>
+      <w:r>
+        <w:t>Trace the system</w:t>
+      </w:r>
+    </w:p>
+    <w:p>
+      <w:pPr>
+        <w:spacing w:line="336" w:lineRule="auto" w:after="180"/>
+        <w:shd w:fill="EDF7F3"/>
+      </w:pPr>
+      <w:r>
+        <w:rPr>
+          <w:b w:val="0"/>
+        </w:rPr>
+        <w:t xml:space="preserve">SYSTEM MAP  Reader need → allowed </w:t>
+      </w:r>
+      <w:r>
+        <w:rPr>
+          <w:b/>
+        </w:rPr>
+        <w:t>input</w:t>
+      </w:r>
+      <w:r>
+        <w:rPr>
+          <w:b w:val="0"/>
+        </w:rPr>
+        <w:t xml:space="preserve">s → transparent rule or score → ranked candidates → explanation → test record → </w:t>
+      </w:r>
+      <w:r>
+        <w:rPr>
+          <w:b/>
+        </w:rPr>
+        <w:t>human decision</w:t>
+      </w:r>
+    </w:p>
+    <w:p>
+      <w:pPr>
+        <w:spacing w:line="336" w:lineRule="auto" w:after="180"/>
+        <w:shd w:fill="F5F1FB"/>
+      </w:pPr>
+      <w:r>
+        <w:rPr>
+          <w:b w:val="0"/>
+        </w:rPr>
         <w:t>What will you add, change, or verify in the project this week?</w:t>
       </w:r>
     </w:p>
@@ -3620,8 +5276,27 @@
       </w:r>
     </w:p>
     <w:p>
-      <w:r>
-        <w:t>What should remain under human control?</w:t>
+      <w:pPr>
+        <w:spacing w:line="336" w:lineRule="auto" w:after="180"/>
+        <w:shd w:fill="F5F1FB"/>
+      </w:pPr>
+      <w:r>
+        <w:rPr>
+          <w:b w:val="0"/>
+        </w:rPr>
+        <w:t xml:space="preserve">What should remain under </w:t>
+      </w:r>
+      <w:r>
+        <w:rPr>
+          <w:b/>
+        </w:rPr>
+        <w:t>human control</w:t>
+      </w:r>
+      <w:r>
+        <w:rPr>
+          <w:b w:val="0"/>
+        </w:rPr>
+        <w:t>?</w:t>
       </w:r>
     </w:p>
     <w:p>
@@ -3658,7 +5333,22 @@
       </w:r>
     </w:p>
     <w:p>
-      <w:r>
+      <w:pPr>
+        <w:pStyle w:val="Heading3"/>
+      </w:pPr>
+      <w:r>
+        <w:t>Responsible design</w:t>
+      </w:r>
+    </w:p>
+    <w:p>
+      <w:pPr>
+        <w:spacing w:line="336" w:lineRule="auto" w:after="180"/>
+        <w:shd w:fill="FFF5E6"/>
+      </w:pPr>
+      <w:r>
+        <w:rPr>
+          <w:b w:val="0"/>
+        </w:rPr>
         <w:t>RESPONSIBLE DESIGN  Collect only necessary information. Show uncertainty and limits. Never confuse a ranking with a fact about a person.</w:t>
       </w:r>
     </w:p>
@@ -3671,7 +5361,13 @@
       </w:r>
     </w:p>
     <w:p>
-      <w:r>
+      <w:pPr>
+        <w:spacing w:line="336" w:lineRule="auto" w:after="180"/>
+      </w:pPr>
+      <w:r>
+        <w:rPr>
+          <w:b w:val="0"/>
+        </w:rPr>
         <w:t>Retain the Transparent Book Recommender’s schema, constraints, score, tie rule and acceptance table as its build specification.</w:t>
       </w:r>
     </w:p>
@@ -3685,16 +5381,48 @@
     </w:p>
     <w:p>
       <w:r>
+        <w:t>Use a genuinely new case for independent evidence. Previously discussed examples remain practice; use the separately named independent case before feedback.</w:t>
+      </w:r>
+    </w:p>
+    <w:p>
+      <w:pPr>
+        <w:pStyle w:val="Heading3"/>
+      </w:pPr>
+      <w:r>
+        <w:t>Independent evidence</w:t>
+      </w:r>
+    </w:p>
+    <w:p>
+      <w:pPr>
+        <w:spacing w:line="336" w:lineRule="auto" w:after="180"/>
+        <w:shd w:fill="FFF5E6"/>
+      </w:pPr>
+      <w:r>
+        <w:rPr>
+          <w:b w:val="0"/>
+        </w:rPr>
         <w:t>INDEPENDENT MASTERY PROOF</w:t>
       </w:r>
     </w:p>
     <w:p>
-      <w:r>
+      <w:pPr>
+        <w:spacing w:line="336" w:lineRule="auto" w:after="180"/>
+      </w:pPr>
+      <w:r>
+        <w:rPr>
+          <w:b w:val="0"/>
+        </w:rPr>
         <w:t>Explain • Transfer • Test • Defend</w:t>
       </w:r>
     </w:p>
     <w:p>
-      <w:r>
+      <w:pPr>
+        <w:spacing w:line="336" w:lineRule="auto" w:after="180"/>
+      </w:pPr>
+      <w:r>
+        <w:rPr>
+          <w:b w:val="0"/>
+        </w:rPr>
         <w:t>Complete this page without copying the worked example. Your reasoning matters more than decoration.</w:t>
       </w:r>
     </w:p>
@@ -3735,12 +5463,46 @@
       </w:r>
     </w:p>
     <w:p>
-      <w:r>
-        <w:t>CHALLENGE  Write a recommender brief and three acceptance tests.</w:t>
-      </w:r>
-    </w:p>
-    <w:p>
-      <w:r>
+      <w:pPr>
+        <w:pStyle w:val="Heading3"/>
+      </w:pPr>
+      <w:r>
+        <w:t>Try a more demanding case</w:t>
+      </w:r>
+    </w:p>
+    <w:p>
+      <w:pPr>
+        <w:spacing w:line="336" w:lineRule="auto" w:after="180"/>
+        <w:shd w:fill="F5F1FB"/>
+      </w:pPr>
+      <w:r>
+        <w:rPr>
+          <w:b w:val="0"/>
+        </w:rPr>
+        <w:t xml:space="preserve">CHALLENGE  Write a recommender brief and three </w:t>
+      </w:r>
+      <w:r>
+        <w:rPr>
+          <w:b/>
+        </w:rPr>
+        <w:t>acceptance test</w:t>
+      </w:r>
+      <w:r>
+        <w:rPr>
+          <w:b w:val="0"/>
+        </w:rPr>
+        <w:t>s.</w:t>
+      </w:r>
+    </w:p>
+    <w:p>
+      <w:pPr>
+        <w:spacing w:line="336" w:lineRule="auto" w:after="180"/>
+        <w:shd w:fill="F4F9FC"/>
+      </w:pPr>
+      <w:r>
+        <w:rPr>
+          <w:b w:val="0"/>
+        </w:rPr>
         <w:t>1. My fresh example, trace, calculation, or design:</w:t>
       </w:r>
     </w:p>
@@ -3778,8 +5540,27 @@
       </w:r>
     </w:p>
     <w:p>
-      <w:r>
-        <w:t>2. My evidence that it works (include a boundary or missing-data case):</w:t>
+      <w:pPr>
+        <w:spacing w:line="336" w:lineRule="auto" w:after="180"/>
+        <w:shd w:fill="F4F9FC"/>
+      </w:pPr>
+      <w:r>
+        <w:rPr>
+          <w:b w:val="0"/>
+        </w:rPr>
+        <w:t xml:space="preserve">2. My </w:t>
+      </w:r>
+      <w:r>
+        <w:rPr>
+          <w:b/>
+        </w:rPr>
+        <w:t>evidence</w:t>
+      </w:r>
+      <w:r>
+        <w:rPr>
+          <w:b w:val="0"/>
+        </w:rPr>
+        <w:t xml:space="preserve"> that it works (include a boundary or missing-data case):</w:t>
       </w:r>
     </w:p>
     <w:p>
@@ -3816,8 +5597,27 @@
       </w:r>
     </w:p>
     <w:p>
-      <w:r>
-        <w:t>3. One limitation, fairness concern, or situation needing human review:</w:t>
+      <w:pPr>
+        <w:spacing w:line="336" w:lineRule="auto" w:after="180"/>
+        <w:shd w:fill="F4F9FC"/>
+      </w:pPr>
+      <w:r>
+        <w:rPr>
+          <w:b w:val="0"/>
+        </w:rPr>
+        <w:t xml:space="preserve">3. One </w:t>
+      </w:r>
+      <w:r>
+        <w:rPr>
+          <w:b/>
+        </w:rPr>
+        <w:t>limitation</w:t>
+      </w:r>
+      <w:r>
+        <w:rPr>
+          <w:b w:val="0"/>
+        </w:rPr>
+        <w:t>, fairness concern, or situation needing human review:</w:t>
       </w:r>
     </w:p>
     <w:p>
@@ -3854,8 +5654,59 @@
       </w:r>
     </w:p>
     <w:p>
-      <w:r>
-        <w:t>SELF-CHECK  □ I explained the mechanism  □ I used evidence  □ I tested a fresh case  □ I named a limitation  □ I can answer ‘why?’</w:t>
+      <w:pPr>
+        <w:pStyle w:val="Heading3"/>
+      </w:pPr>
+      <w:r>
+        <w:t>Check your explanation</w:t>
+      </w:r>
+    </w:p>
+    <w:p>
+      <w:pPr>
+        <w:spacing w:line="336" w:lineRule="auto" w:after="180"/>
+        <w:shd w:fill="F5F1FB"/>
+      </w:pPr>
+      <w:r>
+        <w:rPr>
+          <w:b w:val="0"/>
+        </w:rPr>
+        <w:t xml:space="preserve">SELF-CHECK  □ I explained the </w:t>
+      </w:r>
+      <w:r>
+        <w:rPr>
+          <w:b/>
+        </w:rPr>
+        <w:t>mechanism</w:t>
+      </w:r>
+      <w:r>
+        <w:rPr>
+          <w:b w:val="0"/>
+        </w:rPr>
+        <w:t xml:space="preserve">  □ I used </w:t>
+      </w:r>
+      <w:r>
+        <w:rPr>
+          <w:b/>
+        </w:rPr>
+        <w:t>evidence</w:t>
+      </w:r>
+      <w:r>
+        <w:rPr>
+          <w:b w:val="0"/>
+        </w:rPr>
+        <w:t xml:space="preserve">  □ I tested a fresh case  □ I named a </w:t>
+      </w:r>
+      <w:r>
+        <w:rPr>
+          <w:b/>
+        </w:rPr>
+        <w:t>limitation</w:t>
+      </w:r>
+      <w:r>
+        <w:rPr>
+          <w:b w:val="0"/>
+        </w:rPr>
+        <w:t xml:space="preserve">  □ I can answer ‘why?’</w:t>
       </w:r>
     </w:p>
     <w:p>
@@ -3867,6 +5718,11 @@
       </w:r>
     </w:p>
     <w:p>
+      <w:r>
+        <w:t>Revisit the complete Project Problem and Success Test case for supported practice. Repeated examples do not become fresh assessments.</w:t>
+      </w:r>
+    </w:p>
+    <w:p>
       <w:pPr>
         <w:pStyle w:val="Heading3"/>
       </w:pPr>
@@ -3875,7 +5731,13 @@
       </w:r>
     </w:p>
     <w:p>
-      <w:r>
+      <w:pPr>
+        <w:spacing w:line="336" w:lineRule="auto" w:after="180"/>
+      </w:pPr>
+      <w:r>
+        <w:rPr>
+          <w:b w:val="0"/>
+        </w:rPr>
         <w:t>Use the supplied details to practise the weekly concept before attempting the independent question. This case extends the illustrated lesson.</w:t>
       </w:r>
     </w:p>
@@ -3888,7 +5750,13 @@
       </w:r>
     </w:p>
     <w:p>
-      <w:r>
+      <w:pPr>
+        <w:spacing w:line="336" w:lineRule="auto" w:after="180"/>
+      </w:pPr>
+      <w:r>
+        <w:rPr>
+          <w:b w:val="0"/>
+        </w:rPr>
         <w:t>A project recommends from ten approved books using genre and length.</w:t>
       </w:r>
     </w:p>
@@ -3901,8 +5769,26 @@
       </w:r>
     </w:p>
     <w:p>
-      <w:r>
-        <w:t>Define acceptance tests.</w:t>
+      <w:pPr>
+        <w:spacing w:line="336" w:lineRule="auto" w:after="180"/>
+      </w:pPr>
+      <w:r>
+        <w:rPr>
+          <w:b w:val="0"/>
+        </w:rPr>
+        <w:t xml:space="preserve">Define </w:t>
+      </w:r>
+      <w:r>
+        <w:rPr>
+          <w:b/>
+        </w:rPr>
+        <w:t>acceptance test</w:t>
+      </w:r>
+      <w:r>
+        <w:rPr>
+          <w:b w:val="0"/>
+        </w:rPr>
+        <w:t>s.</w:t>
       </w:r>
     </w:p>
     <w:p>
@@ -3914,7 +5800,13 @@
       </w:r>
     </w:p>
     <w:p>
-      <w:r>
+      <w:pPr>
+        <w:spacing w:line="336" w:lineRule="auto" w:after="180"/>
+      </w:pPr>
+      <w:r>
+        <w:rPr>
+          <w:b w:val="0"/>
+        </w:rPr>
         <w:t>Verify book existence, hard constraints, correct scoring explanations, tie handling and no-match behaviour on predefined requests.</w:t>
       </w:r>
     </w:p>
@@ -3927,7 +5819,14 @@
       </w:r>
     </w:p>
     <w:p>
-      <w:r>
+      <w:pPr>
+        <w:spacing w:line="336" w:lineRule="auto" w:after="180"/>
+        <w:shd w:fill="F5F1FB"/>
+      </w:pPr>
+      <w:r>
+        <w:rPr>
+          <w:b w:val="0"/>
+        </w:rPr>
         <w:t>Which detail supports the answer, and why does it matter?</w:t>
       </w:r>
     </w:p>
@@ -4105,17 +6004,47 @@
       </w:tr>
     </w:tbl>
     <w:p>
-      <w:r>
+      <w:pPr>
+        <w:spacing w:line="336" w:lineRule="auto" w:after="180"/>
+      </w:pPr>
+      <w:r>
+        <w:rPr>
+          <w:b w:val="0"/>
+        </w:rPr>
         <w:t>A project recommends from ten approved books using genre and length.</w:t>
       </w:r>
     </w:p>
     <w:p>
-      <w:r>
-        <w:t>Define acceptance tests.</w:t>
-      </w:r>
-    </w:p>
-    <w:p>
-      <w:r>
+      <w:pPr>
+        <w:spacing w:line="336" w:lineRule="auto" w:after="180"/>
+      </w:pPr>
+      <w:r>
+        <w:rPr>
+          <w:b w:val="0"/>
+        </w:rPr>
+        <w:t xml:space="preserve">Define </w:t>
+      </w:r>
+      <w:r>
+        <w:rPr>
+          <w:b/>
+        </w:rPr>
+        <w:t>acceptance test</w:t>
+      </w:r>
+      <w:r>
+        <w:rPr>
+          <w:b w:val="0"/>
+        </w:rPr>
+        <w:t>s.</w:t>
+      </w:r>
+    </w:p>
+    <w:p>
+      <w:pPr>
+        <w:spacing w:line="336" w:lineRule="auto" w:after="180"/>
+      </w:pPr>
+      <w:r>
+        <w:rPr>
+          <w:b w:val="0"/>
+        </w:rPr>
         <w:t>Verify book existence, hard constraints, correct scoring explanations, tie handling and no-match behaviour on predefined requests.</w:t>
       </w:r>
     </w:p>
@@ -4128,6 +6057,11 @@
       </w:r>
     </w:p>
     <w:p>
+      <w:r>
+        <w:t>Attempt the reserved new case before feedback. Record support; the earlier examples below remain additional practice.</w:t>
+      </w:r>
+    </w:p>
+    <w:p>
       <w:pPr>
         <w:pStyle w:val="Heading3"/>
       </w:pPr>
@@ -4136,8 +6070,38 @@
       </w:r>
     </w:p>
     <w:p>
-      <w:r>
-        <w:t>Plan a 15-minute fictional club chooser. Specify schema, score, duration limit, tie rule, invalid-data behavior, output and three acceptance cases.</w:t>
+      <w:pPr>
+        <w:spacing w:line="336" w:lineRule="auto" w:after="180"/>
+      </w:pPr>
+      <w:r>
+        <w:rPr>
+          <w:b w:val="0"/>
+        </w:rPr>
+        <w:t xml:space="preserve">Plan a 15-minute fictional club chooser. Specify schema, score, duration limit, tie rule, invalid-data behavior, </w:t>
+      </w:r>
+      <w:r>
+        <w:rPr>
+          <w:b/>
+        </w:rPr>
+        <w:t>output</w:t>
+      </w:r>
+      <w:r>
+        <w:rPr>
+          <w:b w:val="0"/>
+        </w:rPr>
+        <w:t xml:space="preserve"> and three </w:t>
+      </w:r>
+      <w:r>
+        <w:rPr>
+          <w:b/>
+        </w:rPr>
+        <w:t>acceptance case</w:t>
+      </w:r>
+      <w:r>
+        <w:rPr>
+          <w:b w:val="0"/>
+        </w:rPr>
+        <w:t>s.</w:t>
       </w:r>
     </w:p>
     <w:p>
@@ -4184,7 +6148,13 @@
       </w:r>
     </w:p>
     <w:p>
-      <w:r>
+      <w:pPr>
+        <w:spacing w:line="336" w:lineRule="auto" w:after="180"/>
+      </w:pPr>
+      <w:r>
+        <w:rPr>
+          <w:b w:val="0"/>
+        </w:rPr>
         <w:t>Attempt this case before feedback. Record any help. Earlier examples below are further practice; a case already practised with feedback cannot establish fresh transfer.</w:t>
       </w:r>
     </w:p>
@@ -4197,18 +6167,42 @@
       </w:r>
     </w:p>
     <w:p>
-      <w:r>
+      <w:pPr>
+        <w:spacing w:line="336" w:lineRule="auto" w:after="180"/>
+      </w:pPr>
+      <w:r>
+        <w:rPr>
+          <w:b w:val="0"/>
+        </w:rPr>
         <w:t>Close the worked explanation. Apply the idea to this different question without copying.</w:t>
       </w:r>
     </w:p>
     <w:p>
-      <w:r>
+      <w:pPr>
+        <w:spacing w:line="336" w:lineRule="auto" w:after="180"/>
+      </w:pPr>
+      <w:r>
+        <w:rPr>
+          <w:b w:val="0"/>
+        </w:rPr>
         <w:t>Define a testable goal for a book recommender serving readers who want short space books. Include a concrete success condition.</w:t>
       </w:r>
     </w:p>
     <w:p>
-      <w:r>
-        <w:t>My answer, with a trace, calculation or supporting evidence</w:t>
+      <w:pPr>
+        <w:spacing w:line="336" w:lineRule="auto" w:after="180"/>
+      </w:pPr>
+      <w:r>
+        <w:rPr>
+          <w:b w:val="0"/>
+        </w:rPr>
+        <w:t xml:space="preserve">My answer, with a trace, calculation or supporting </w:t>
+      </w:r>
+      <w:r>
+        <w:rPr>
+          <w:b/>
+        </w:rPr>
+        <w:t>evidence</w:t>
       </w:r>
     </w:p>
     <w:p>
@@ -4253,13 +6247,37 @@
       </w:r>
     </w:p>
     <w:p>
-      <w:r>
+      <w:pPr>
+        <w:spacing w:line="336" w:lineRule="auto" w:after="180"/>
+      </w:pPr>
+      <w:r>
+        <w:rPr>
+          <w:b w:val="0"/>
+        </w:rPr>
         <w:t>Change one relevant detail. Predict the result before testing. Include a boundary or missing-information case when it helps reveal a limit.</w:t>
       </w:r>
     </w:p>
     <w:p>
-      <w:r>
-        <w:t>My changed input and expected result</w:t>
+      <w:pPr>
+        <w:spacing w:line="336" w:lineRule="auto" w:after="180"/>
+      </w:pPr>
+      <w:r>
+        <w:rPr>
+          <w:b w:val="0"/>
+        </w:rPr>
+        <w:t xml:space="preserve">My changed </w:t>
+      </w:r>
+      <w:r>
+        <w:rPr>
+          <w:b/>
+        </w:rPr>
+        <w:t>input</w:t>
+      </w:r>
+      <w:r>
+        <w:rPr>
+          <w:b w:val="0"/>
+        </w:rPr>
+        <w:t xml:space="preserve"> and expected result</w:t>
       </w:r>
     </w:p>
     <w:p>
@@ -4304,13 +6322,49 @@
       </w:r>
     </w:p>
     <w:p>
-      <w:r>
-        <w:t>Freeze the brief before building so later choices can be traced to requirements.</w:t>
-      </w:r>
-    </w:p>
-    <w:p>
-      <w:r>
-        <w:t>The evidence I will keep</w:t>
+      <w:pPr>
+        <w:spacing w:line="336" w:lineRule="auto" w:after="180"/>
+      </w:pPr>
+      <w:r>
+        <w:rPr>
+          <w:b w:val="0"/>
+        </w:rPr>
+        <w:t xml:space="preserve">Freeze the brief before building so later choices can be traced to </w:t>
+      </w:r>
+      <w:r>
+        <w:rPr>
+          <w:b/>
+        </w:rPr>
+        <w:t>requirement</w:t>
+      </w:r>
+      <w:r>
+        <w:rPr>
+          <w:b w:val="0"/>
+        </w:rPr>
+        <w:t>s.</w:t>
+      </w:r>
+    </w:p>
+    <w:p>
+      <w:pPr>
+        <w:spacing w:line="336" w:lineRule="auto" w:after="180"/>
+      </w:pPr>
+      <w:r>
+        <w:rPr>
+          <w:b w:val="0"/>
+        </w:rPr>
+        <w:t xml:space="preserve">The </w:t>
+      </w:r>
+      <w:r>
+        <w:rPr>
+          <w:b/>
+        </w:rPr>
+        <w:t>evidence</w:t>
+      </w:r>
+      <w:r>
+        <w:rPr>
+          <w:b w:val="0"/>
+        </w:rPr>
+        <w:t xml:space="preserve"> I will keep</w:t>
       </w:r>
     </w:p>
     <w:p>
@@ -4347,8 +6401,26 @@
       </w:r>
     </w:p>
     <w:p>
-      <w:r>
-        <w:t>Your teacher has the independent answer and scoring criteria. Complete the matching workbook week to keep your practice evidence together.</w:t>
+      <w:pPr>
+        <w:spacing w:line="336" w:lineRule="auto" w:after="180"/>
+      </w:pPr>
+      <w:r>
+        <w:rPr>
+          <w:b w:val="0"/>
+        </w:rPr>
+        <w:t xml:space="preserve">Your teacher has the independent answer and scoring criteria. Complete the matching workbook week to keep your practice </w:t>
+      </w:r>
+      <w:r>
+        <w:rPr>
+          <w:b/>
+        </w:rPr>
+        <w:t>evidence</w:t>
+      </w:r>
+      <w:r>
+        <w:rPr>
+          <w:b w:val="0"/>
+        </w:rPr>
+        <w:t xml:space="preserve"> together.</w:t>
       </w:r>
     </w:p>
     <w:p>
@@ -4360,8 +6432,26 @@
       </w:r>
     </w:p>
     <w:p>
-      <w:r>
-        <w:t>Specify three acceptance tests for a recommender: a normal match, a tied score and no qualifying book. Include expected behaviour before implementation.</w:t>
+      <w:pPr>
+        <w:spacing w:line="336" w:lineRule="auto" w:after="180"/>
+      </w:pPr>
+      <w:r>
+        <w:rPr>
+          <w:b w:val="0"/>
+        </w:rPr>
+        <w:t xml:space="preserve">Specify three </w:t>
+      </w:r>
+      <w:r>
+        <w:rPr>
+          <w:b/>
+        </w:rPr>
+        <w:t>acceptance test</w:t>
+      </w:r>
+      <w:r>
+        <w:rPr>
+          <w:b w:val="0"/>
+        </w:rPr>
+        <w:t>s for a recommender: a normal match, a tied score and no qualifying book. Include expected behaviour before implementation.</w:t>
       </w:r>
     </w:p>
     <w:p>
@@ -4416,8 +6506,25 @@
       </w:r>
     </w:p>
     <w:p>
-      <w:r>
-        <w:t>Attempt the independent case before hints. Record whether you worked alone, used a hint or followed a model. After feedback, fix the first unsupported step and explain why it changed. A later check uses a changed case, not a copied answer.</w:t>
+      <w:pPr>
+        <w:spacing w:line="336" w:lineRule="auto" w:after="180"/>
+      </w:pPr>
+      <w:r>
+        <w:rPr>
+          <w:b w:val="0"/>
+        </w:rPr>
+        <w:t>Attempt the independent case before hints. Record whether you worked alone, used a hint or followed a model. After feedback, fix the first unsupported step and explain why it changed.</w:t>
+      </w:r>
+    </w:p>
+    <w:p>
+      <w:pPr>
+        <w:spacing w:line="336" w:lineRule="auto" w:after="180"/>
+      </w:pPr>
+      <w:r>
+        <w:rPr>
+          <w:b w:val="0"/>
+        </w:rPr>
+        <w:t>A later check uses a changed case, not a copied answer.</w:t>
       </w:r>
     </w:p>
     <w:p>
@@ -4430,6 +6537,17 @@
     </w:p>
     <w:p>
       <w:r>
+        <w:t>Use this map to navigate Project Problem and Success Test, connect the goals to tasks and keep one evidence record for each attempt.</w:t>
+      </w:r>
+    </w:p>
+    <w:p>
+      <w:pPr>
+        <w:spacing w:line="336" w:lineRule="auto" w:after="180"/>
+      </w:pPr>
+      <w:r>
+        <w:rPr>
+          <w:b w:val="0"/>
+        </w:rPr>
         <w:t>Start with this question: A fictional reading-break chooser needs a transparent contract.</w:t>
       </w:r>
     </w:p>
@@ -4536,13 +6654,61 @@
       </w:tr>
     </w:tbl>
     <w:p>
-      <w:r>
-        <w:t>Remember → watch and explain → try with help → investigate → try independently → keep project evidence. Your teacher may spread this lesson across several classes.</w:t>
-      </w:r>
-    </w:p>
-    <w:p>
-      <w:r>
-        <w:t>Keep your first prediction. Compare it with what the evidence shows and explain any change.</w:t>
+      <w:pPr>
+        <w:spacing w:line="336" w:lineRule="auto" w:after="180"/>
+      </w:pPr>
+      <w:r>
+        <w:rPr>
+          <w:b w:val="0"/>
+        </w:rPr>
+        <w:t xml:space="preserve">Remember → watch and explain → try with help → investigate → try independently → keep project </w:t>
+      </w:r>
+      <w:r>
+        <w:rPr>
+          <w:b/>
+        </w:rPr>
+        <w:t>evidence</w:t>
+      </w:r>
+      <w:r>
+        <w:rPr>
+          <w:b w:val="0"/>
+        </w:rPr>
+        <w:t>. Your teacher may spread this lesson across several classes.</w:t>
+      </w:r>
+    </w:p>
+    <w:p>
+      <w:pPr>
+        <w:spacing w:line="336" w:lineRule="auto" w:after="180"/>
+      </w:pPr>
+      <w:r>
+        <w:rPr>
+          <w:b w:val="0"/>
+        </w:rPr>
+        <w:t xml:space="preserve">Keep your first </w:t>
+      </w:r>
+      <w:r>
+        <w:rPr>
+          <w:b/>
+        </w:rPr>
+        <w:t>prediction</w:t>
+      </w:r>
+      <w:r>
+        <w:rPr>
+          <w:b w:val="0"/>
+        </w:rPr>
+        <w:t xml:space="preserve">. Compare it with what the </w:t>
+      </w:r>
+      <w:r>
+        <w:rPr>
+          <w:b/>
+        </w:rPr>
+        <w:t>evidence</w:t>
+      </w:r>
+      <w:r>
+        <w:rPr>
+          <w:b w:val="0"/>
+        </w:rPr>
+        <w:t xml:space="preserve"> shows and explain any change.</w:t>
       </w:r>
     </w:p>
     <w:p>
@@ -4555,6 +6721,17 @@
     </w:p>
     <w:p>
       <w:r>
+        <w:t>Explain Project Problem and Success Test without notes, identify a remaining question and plan a later check with a changed case.</w:t>
+      </w:r>
+    </w:p>
+    <w:p>
+      <w:pPr>
+        <w:spacing w:line="336" w:lineRule="auto" w:after="180"/>
+      </w:pPr>
+      <w:r>
+        <w:rPr>
+          <w:b w:val="0"/>
+        </w:rPr>
         <w:t>Close your notes. Explain this goal in your own words: Define a small application purpose</w:t>
       </w:r>
     </w:p>
@@ -4592,13 +6769,61 @@
       </w:r>
     </w:p>
     <w:p>
-      <w:r>
-        <w:t>If you are unsure, return to the worked picture and explain one arrow. If you are ready, change an input or assumption and justify your prediction.</w:t>
-      </w:r>
-    </w:p>
-    <w:p>
-      <w:r>
-        <w:t>Save your workbook evidence. At the next review, try a different case before opening your old answer.</w:t>
+      <w:pPr>
+        <w:spacing w:line="336" w:lineRule="auto" w:after="180"/>
+      </w:pPr>
+      <w:r>
+        <w:rPr>
+          <w:b w:val="0"/>
+        </w:rPr>
+        <w:t xml:space="preserve">If you are unsure, return to the worked picture and explain one arrow. If you are ready, change an </w:t>
+      </w:r>
+      <w:r>
+        <w:rPr>
+          <w:b/>
+        </w:rPr>
+        <w:t>input</w:t>
+      </w:r>
+      <w:r>
+        <w:rPr>
+          <w:b w:val="0"/>
+        </w:rPr>
+        <w:t xml:space="preserve"> or assumption and justify your </w:t>
+      </w:r>
+      <w:r>
+        <w:rPr>
+          <w:b/>
+        </w:rPr>
+        <w:t>prediction</w:t>
+      </w:r>
+      <w:r>
+        <w:rPr>
+          <w:b w:val="0"/>
+        </w:rPr>
+        <w:t>.</w:t>
+      </w:r>
+    </w:p>
+    <w:p>
+      <w:pPr>
+        <w:spacing w:line="336" w:lineRule="auto" w:after="180"/>
+      </w:pPr>
+      <w:r>
+        <w:rPr>
+          <w:b w:val="0"/>
+        </w:rPr>
+        <w:t xml:space="preserve">Save your workbook </w:t>
+      </w:r>
+      <w:r>
+        <w:rPr>
+          <w:b/>
+        </w:rPr>
+        <w:t>evidence</w:t>
+      </w:r>
+      <w:r>
+        <w:rPr>
+          <w:b w:val="0"/>
+        </w:rPr>
+        <w:t>. At the next review, try a different case before opening your old answer.</w:t>
       </w:r>
     </w:p>
     <w:p>
@@ -4611,11 +6836,28 @@
     </w:p>
     <w:p>
       <w:r>
+        <w:t>Attempt supported questions before using hints or feedback. Review a missing building block, then keep the completed work.</w:t>
+      </w:r>
+    </w:p>
+    <w:p>
+      <w:pPr>
+        <w:spacing w:line="336" w:lineRule="auto" w:after="180"/>
+      </w:pPr>
+      <w:r>
+        <w:rPr>
+          <w:b w:val="0"/>
+        </w:rPr>
         <w:t>Use this supported practice once, in the browser or on paper. Keep the reserved independent assessment for a separate first attempt before teacher feedback.</w:t>
       </w:r>
     </w:p>
     <w:p>
-      <w:r>
+      <w:pPr>
+        <w:spacing w:line="336" w:lineRule="auto" w:after="180"/>
+      </w:pPr>
+      <w:r>
+        <w:rPr>
+          <w:b w:val="0"/>
+        </w:rPr>
         <w:t>A fictional reading-break chooser needs a transparent contract.</w:t>
       </w:r>
     </w:p>
@@ -4628,28 +6870,92 @@
       </w:r>
     </w:p>
     <w:p>
-      <w:r>
+      <w:pPr>
+        <w:spacing w:line="336" w:lineRule="auto" w:after="180"/>
+      </w:pPr>
+      <w:r>
+        <w:rPr>
+          <w:b w:val="0"/>
+        </w:rPr>
         <w:t>Which labelled step matches this detail? Also plan invalid request, no eligible item and equal-score cases.</w:t>
       </w:r>
     </w:p>
     <w:p>
-      <w:r>
+      <w:pPr>
+        <w:spacing w:line="336" w:lineRule="auto" w:after="180"/>
+        <w:shd w:fill="F4F9FC"/>
+      </w:pPr>
+      <w:r>
+        <w:rPr>
+          <w:b w:val="0"/>
+        </w:rPr>
         <w:t>1. Filter and rank</w:t>
       </w:r>
     </w:p>
     <w:p>
-      <w:r>
-        <w:t>2. Specify inputs</w:t>
-      </w:r>
-    </w:p>
-    <w:p>
-      <w:r>
-        <w:t>3. Acceptance cases</w:t>
-      </w:r>
-    </w:p>
-    <w:p>
-      <w:r>
-        <w:t>4. Expected output</w:t>
+      <w:pPr>
+        <w:spacing w:line="336" w:lineRule="auto" w:after="180"/>
+        <w:shd w:fill="F4F9FC"/>
+      </w:pPr>
+      <w:r>
+        <w:rPr>
+          <w:b w:val="0"/>
+        </w:rPr>
+        <w:t xml:space="preserve">2. Specify </w:t>
+      </w:r>
+      <w:r>
+        <w:rPr>
+          <w:b/>
+        </w:rPr>
+        <w:t>input</w:t>
+      </w:r>
+      <w:r>
+        <w:rPr>
+          <w:b w:val="0"/>
+        </w:rPr>
+        <w:t>s</w:t>
+      </w:r>
+    </w:p>
+    <w:p>
+      <w:pPr>
+        <w:spacing w:line="336" w:lineRule="auto" w:after="180"/>
+        <w:shd w:fill="F4F9FC"/>
+      </w:pPr>
+      <w:r>
+        <w:rPr>
+          <w:b w:val="0"/>
+        </w:rPr>
+        <w:t xml:space="preserve">3. </w:t>
+      </w:r>
+      <w:r>
+        <w:rPr>
+          <w:b/>
+        </w:rPr>
+        <w:t>Acceptance case</w:t>
+      </w:r>
+      <w:r>
+        <w:rPr>
+          <w:b w:val="0"/>
+        </w:rPr>
+        <w:t>s</w:t>
+      </w:r>
+    </w:p>
+    <w:p>
+      <w:pPr>
+        <w:spacing w:line="336" w:lineRule="auto" w:after="180"/>
+        <w:shd w:fill="F4F9FC"/>
+      </w:pPr>
+      <w:r>
+        <w:rPr>
+          <w:b w:val="0"/>
+        </w:rPr>
+        <w:t xml:space="preserve">4. Expected </w:t>
+      </w:r>
+      <w:r>
+        <w:rPr>
+          <w:b/>
+        </w:rPr>
+        <w:t>output</w:t>
       </w:r>
     </w:p>
     <w:p>
@@ -4686,41 +6992,179 @@
       </w:r>
     </w:p>
     <w:p>
-      <w:r>
+      <w:pPr>
+        <w:pStyle w:val="Heading3"/>
+      </w:pPr>
+      <w:r>
+        <w:t>Hint · try first</w:t>
+      </w:r>
+    </w:p>
+    <w:p>
+      <w:pPr>
+        <w:spacing w:line="336" w:lineRule="auto" w:after="180"/>
+        <w:shd w:fill="F1F6F8"/>
+      </w:pPr>
+      <w:r>
+        <w:rPr>
+          <w:b w:val="0"/>
+        </w:rPr>
         <w:t>Hint if needed: Read the steps in the pictorial case. Match the supplied detail to the stage that performs or records it.</w:t>
       </w:r>
     </w:p>
     <w:p>
-      <w:r>
-        <w:t>After your attempt, compare with the supported explanation: Acceptance cases Also plan invalid request, no eligible item and equal-score cases. Planning fixes what success means before code returns an answer. The duration boundary is including equality, and the tie policy prevents accidental list-order dependence. A complete output may include why other rows were excluded. Test expectations should come from the contract rather than copying the first program result.</w:t>
-      </w:r>
-    </w:p>
-    <w:p>
       <w:pPr>
         <w:pStyle w:val="Heading3"/>
       </w:pPr>
       <w:r>
+        <w:t>Feedback · compare after trying</w:t>
+      </w:r>
+    </w:p>
+    <w:p>
+      <w:pPr>
+        <w:spacing w:line="336" w:lineRule="auto" w:after="180"/>
+        <w:shd w:fill="F1F6FC"/>
+      </w:pPr>
+      <w:r>
+        <w:rPr>
+          <w:b w:val="0"/>
+        </w:rPr>
+        <w:t xml:space="preserve">After your attempt, compare with the supported explanation: </w:t>
+      </w:r>
+      <w:r>
+        <w:rPr>
+          <w:b/>
+        </w:rPr>
+        <w:t>Acceptance case</w:t>
+      </w:r>
+      <w:r>
+        <w:rPr>
+          <w:b w:val="0"/>
+        </w:rPr>
+        <w:t>s Also plan invalid request, no eligible item and equal-score cases. Planning fixes what success means before code returns an answer.</w:t>
+      </w:r>
+    </w:p>
+    <w:p>
+      <w:pPr>
+        <w:spacing w:line="336" w:lineRule="auto" w:after="180"/>
+        <w:shd w:fill="F1F6FC"/>
+      </w:pPr>
+      <w:r>
+        <w:rPr>
+          <w:b w:val="0"/>
+        </w:rPr>
+        <w:t xml:space="preserve">The duration boundary is including equality, and the tie policy prevents accidental list-order dependence. A complete </w:t>
+      </w:r>
+      <w:r>
+        <w:rPr>
+          <w:b/>
+        </w:rPr>
+        <w:t>output</w:t>
+      </w:r>
+      <w:r>
+        <w:rPr>
+          <w:b w:val="0"/>
+        </w:rPr>
+        <w:t xml:space="preserve"> may include why other rows were excluded.</w:t>
+      </w:r>
+    </w:p>
+    <w:p>
+      <w:pPr>
+        <w:spacing w:line="336" w:lineRule="auto" w:after="180"/>
+        <w:shd w:fill="F1F6FC"/>
+      </w:pPr>
+      <w:r>
+        <w:rPr>
+          <w:b w:val="0"/>
+        </w:rPr>
+        <w:t>Test expectations should come from the contract rather than copying the first program result.</w:t>
+      </w:r>
+    </w:p>
+    <w:p>
+      <w:pPr>
+        <w:pStyle w:val="Heading3"/>
+      </w:pPr>
+      <w:r>
         <w:t>Practice 2: explain the deciding evidence</w:t>
       </w:r>
     </w:p>
     <w:p>
-      <w:r>
+      <w:pPr>
+        <w:pStyle w:val="Heading3"/>
+      </w:pPr>
+      <w:r>
+        <w:t>Changed case · predict first</w:t>
+      </w:r>
+    </w:p>
+    <w:p>
+      <w:pPr>
+        <w:spacing w:line="336" w:lineRule="auto" w:after="180"/>
+        <w:shd w:fill="F5F1FB"/>
+      </w:pPr>
+      <w:r>
+        <w:rPr>
+          <w:b w:val="0"/>
+        </w:rPr>
         <w:t>Changed-case practice: Reduce the limit from 8 to 5. Which conclusion is supported by the supplied facts?</w:t>
       </w:r>
     </w:p>
     <w:p>
-      <w:r>
-        <w:t>1. This one example guarantees correct results for every future input.</w:t>
-      </w:r>
-    </w:p>
-    <w:p>
-      <w:r>
+      <w:pPr>
+        <w:spacing w:line="336" w:lineRule="auto" w:after="180"/>
+        <w:shd w:fill="F4F9FC"/>
+      </w:pPr>
+      <w:r>
+        <w:rPr>
+          <w:b w:val="0"/>
+        </w:rPr>
+        <w:t xml:space="preserve">1. This one example guarantees correct results for every future </w:t>
+      </w:r>
+      <w:r>
+        <w:rPr>
+          <w:b/>
+        </w:rPr>
+        <w:t>input</w:t>
+      </w:r>
+      <w:r>
+        <w:rPr>
+          <w:b w:val="0"/>
+        </w:rPr>
+        <w:t>.</w:t>
+      </w:r>
+    </w:p>
+    <w:p>
+      <w:pPr>
+        <w:spacing w:line="336" w:lineRule="auto" w:after="180"/>
+        <w:shd w:fill="F4F9FC"/>
+      </w:pPr>
+      <w:r>
+        <w:rPr>
+          <w:b w:val="0"/>
+        </w:rPr>
         <w:t>2. Return no eligible item.</w:t>
       </w:r>
     </w:p>
     <w:p>
-      <w:r>
-        <w:t>3. We can decide the result without examining the changed input or the procedure.</w:t>
+      <w:pPr>
+        <w:spacing w:line="336" w:lineRule="auto" w:after="180"/>
+        <w:shd w:fill="F4F9FC"/>
+      </w:pPr>
+      <w:r>
+        <w:rPr>
+          <w:b w:val="0"/>
+        </w:rPr>
+        <w:t xml:space="preserve">3. We can decide the result without examining the changed </w:t>
+      </w:r>
+      <w:r>
+        <w:rPr>
+          <w:b/>
+        </w:rPr>
+        <w:t>input</w:t>
+      </w:r>
+      <w:r>
+        <w:rPr>
+          <w:b w:val="0"/>
+        </w:rPr>
+        <w:t xml:space="preserve"> or the procedure.</w:t>
       </w:r>
     </w:p>
     <w:p>
@@ -4757,12 +7201,42 @@
       </w:r>
     </w:p>
     <w:p>
-      <w:r>
+      <w:pPr>
+        <w:pStyle w:val="Heading3"/>
+      </w:pPr>
+      <w:r>
+        <w:t>Hint · try first</w:t>
+      </w:r>
+    </w:p>
+    <w:p>
+      <w:pPr>
+        <w:spacing w:line="336" w:lineRule="auto" w:after="180"/>
+        <w:shd w:fill="F1F6F8"/>
+      </w:pPr>
+      <w:r>
+        <w:rPr>
+          <w:b w:val="0"/>
+        </w:rPr>
         <w:t>Hint if needed: Use the changed condition and the deciding step in the pictorial trace. The answer must say what follows from those facts.</w:t>
       </w:r>
     </w:p>
     <w:p>
-      <w:r>
+      <w:pPr>
+        <w:pStyle w:val="Heading3"/>
+      </w:pPr>
+      <w:r>
+        <w:t>Feedback · compare after trying</w:t>
+      </w:r>
+    </w:p>
+    <w:p>
+      <w:pPr>
+        <w:spacing w:line="336" w:lineRule="auto" w:after="180"/>
+        <w:shd w:fill="F1F6FC"/>
+      </w:pPr>
+      <w:r>
+        <w:rPr>
+          <w:b w:val="0"/>
+        </w:rPr>
         <w:t>After your attempt, compare with the supported explanation: Return no eligible item. All three valid rows take more than five minutes.</w:t>
       </w:r>
     </w:p>
@@ -4775,18 +7249,165 @@
       </w:r>
     </w:p>
     <w:p>
-      <w:r>
-        <w:t>Review Permissions and Human Review (ai-2/31). Goal: Explain the mechanism and terminology of least privilege and tool scopes. Short practice: Which proposal is allowed, and why is an authorised object alone insufficient?. Return to this week and explain what you changed.</w:t>
-      </w:r>
-    </w:p>
-    <w:p>
-      <w:r>
-        <w:t>Review Evidence and Sources (ai-2/29). Goal: Explain the mechanism and terminology of claim support and citation evaluation. Short practice: Why is the original answer not fully supported despite having citations on every claim?. Return to this week and explain what you changed.</w:t>
-      </w:r>
-    </w:p>
-    <w:p>
-      <w:r>
-        <w:t>Review Image and Voice Pipelines (ai-2/26). Goal: Explain the mechanism and terminology of speech pipelines and multimodal evidence. Short practice: Which stage first fails, and why should the faulty transcript not be silently overwritten?. Return to this week and explain what you changed.</w:t>
+      <w:pPr>
+        <w:spacing w:line="336" w:lineRule="auto" w:after="180"/>
+      </w:pPr>
+      <w:r>
+        <w:rPr>
+          <w:b w:val="0"/>
+        </w:rPr>
+        <w:t xml:space="preserve">Review Permissions and Human Review (ai-2/31). Goal: Explain the </w:t>
+      </w:r>
+      <w:r>
+        <w:rPr>
+          <w:b/>
+        </w:rPr>
+        <w:t>mechanism</w:t>
+      </w:r>
+      <w:r>
+        <w:rPr>
+          <w:b w:val="0"/>
+        </w:rPr>
+        <w:t xml:space="preserve"> and terminology of least privilege and tool </w:t>
+      </w:r>
+      <w:r>
+        <w:rPr>
+          <w:b/>
+        </w:rPr>
+        <w:t>scope</w:t>
+      </w:r>
+      <w:r>
+        <w:rPr>
+          <w:b w:val="0"/>
+        </w:rPr>
+        <w:t>s. Short practice: Which proposal is allowed, and why is an authorised object alone insufficient?.</w:t>
+      </w:r>
+    </w:p>
+    <w:p>
+      <w:pPr>
+        <w:spacing w:line="336" w:lineRule="auto" w:after="180"/>
+      </w:pPr>
+      <w:r>
+        <w:rPr>
+          <w:b w:val="0"/>
+        </w:rPr>
+        <w:t>Return to this week and explain what you changed.</w:t>
+      </w:r>
+    </w:p>
+    <w:p>
+      <w:pPr>
+        <w:spacing w:line="336" w:lineRule="auto" w:after="180"/>
+      </w:pPr>
+      <w:r>
+        <w:rPr>
+          <w:b w:val="0"/>
+        </w:rPr>
+        <w:t xml:space="preserve">Review </w:t>
+      </w:r>
+      <w:r>
+        <w:rPr>
+          <w:b/>
+        </w:rPr>
+        <w:t>Evidence</w:t>
+      </w:r>
+      <w:r>
+        <w:rPr>
+          <w:b w:val="0"/>
+        </w:rPr>
+        <w:t xml:space="preserve"> and Sources (ai-2/29). Goal: Explain the </w:t>
+      </w:r>
+      <w:r>
+        <w:rPr>
+          <w:b/>
+        </w:rPr>
+        <w:t>mechanism</w:t>
+      </w:r>
+      <w:r>
+        <w:rPr>
+          <w:b w:val="0"/>
+        </w:rPr>
+        <w:t xml:space="preserve"> and terminology of claim support and citation evaluation.</w:t>
+      </w:r>
+    </w:p>
+    <w:p>
+      <w:pPr>
+        <w:spacing w:line="336" w:lineRule="auto" w:after="180"/>
+      </w:pPr>
+      <w:r>
+        <w:rPr>
+          <w:b w:val="0"/>
+        </w:rPr>
+        <w:t>Short practice: Why is the original answer not fully supported despite having citations on every claim?. Return to this week and explain what you changed.</w:t>
+      </w:r>
+    </w:p>
+    <w:p>
+      <w:pPr>
+        <w:spacing w:line="336" w:lineRule="auto" w:after="180"/>
+      </w:pPr>
+      <w:r>
+        <w:rPr>
+          <w:b w:val="0"/>
+        </w:rPr>
+        <w:t xml:space="preserve">Review Image and Voice </w:t>
+      </w:r>
+      <w:r>
+        <w:rPr>
+          <w:b/>
+        </w:rPr>
+        <w:t>Pipeline</w:t>
+      </w:r>
+      <w:r>
+        <w:rPr>
+          <w:b w:val="0"/>
+        </w:rPr>
+        <w:t xml:space="preserve">s (ai-2/26). Goal: Explain the </w:t>
+      </w:r>
+      <w:r>
+        <w:rPr>
+          <w:b/>
+        </w:rPr>
+        <w:t>mechanism</w:t>
+      </w:r>
+      <w:r>
+        <w:rPr>
+          <w:b w:val="0"/>
+        </w:rPr>
+        <w:t xml:space="preserve"> and terminology of speech </w:t>
+      </w:r>
+      <w:r>
+        <w:rPr>
+          <w:b/>
+        </w:rPr>
+        <w:t>pipeline</w:t>
+      </w:r>
+      <w:r>
+        <w:rPr>
+          <w:b w:val="0"/>
+        </w:rPr>
+        <w:t xml:space="preserve">s and multimodal </w:t>
+      </w:r>
+      <w:r>
+        <w:rPr>
+          <w:b/>
+        </w:rPr>
+        <w:t>evidence</w:t>
+      </w:r>
+      <w:r>
+        <w:rPr>
+          <w:b w:val="0"/>
+        </w:rPr>
+        <w:t>.</w:t>
+      </w:r>
+    </w:p>
+    <w:p>
+      <w:pPr>
+        <w:spacing w:line="336" w:lineRule="auto" w:after="180"/>
+      </w:pPr>
+      <w:r>
+        <w:rPr>
+          <w:b w:val="0"/>
+        </w:rPr>
+        <w:t>Short practice: Which stage first fails, and why should the faulty transcript not be silently overwritten?. Return to this week and explain what you changed.</w:t>
       </w:r>
     </w:p>
     <w:p>
@@ -4798,8 +7419,61 @@
       </w:r>
     </w:p>
     <w:p>
-      <w:r>
-        <w:t>The browser lab lets you edit the supported Python examples already included in this lesson. Predict first, run, inspect the actual output or error, change one input, then run again. Keep code, predictions, actual results and a reasoned revision together. On paper, label your result as a trace rather than an execution.</w:t>
+      <w:pPr>
+        <w:spacing w:line="336" w:lineRule="auto" w:after="180"/>
+      </w:pPr>
+      <w:r>
+        <w:rPr>
+          <w:b w:val="0"/>
+        </w:rPr>
+        <w:t xml:space="preserve">The browser lab lets you edit the supported Python examples already included in this lesson. Predict first, run, inspect the actual </w:t>
+      </w:r>
+      <w:r>
+        <w:rPr>
+          <w:b/>
+        </w:rPr>
+        <w:t>output</w:t>
+      </w:r>
+      <w:r>
+        <w:rPr>
+          <w:b w:val="0"/>
+        </w:rPr>
+        <w:t xml:space="preserve"> or error, change one </w:t>
+      </w:r>
+      <w:r>
+        <w:rPr>
+          <w:b/>
+        </w:rPr>
+        <w:t>input</w:t>
+      </w:r>
+      <w:r>
+        <w:rPr>
+          <w:b w:val="0"/>
+        </w:rPr>
+        <w:t>, then run again.</w:t>
+      </w:r>
+    </w:p>
+    <w:p>
+      <w:pPr>
+        <w:spacing w:line="336" w:lineRule="auto" w:after="180"/>
+      </w:pPr>
+      <w:r>
+        <w:rPr>
+          <w:b w:val="0"/>
+        </w:rPr>
+        <w:t xml:space="preserve">Keep code, </w:t>
+      </w:r>
+      <w:r>
+        <w:rPr>
+          <w:b/>
+        </w:rPr>
+        <w:t>prediction</w:t>
+      </w:r>
+      <w:r>
+        <w:rPr>
+          <w:b w:val="0"/>
+        </w:rPr>
+        <w:t>s, actual results and a reasoned revision together. On paper, label your result as a trace rather than an execution.</w:t>
       </w:r>
     </w:p>
     <w:p>
@@ -4811,8 +7485,650 @@
       </w:r>
     </w:p>
     <w:p>
-      <w:r>
-        <w:t>Use Download completed work in the hosted lesson to export your answers, reflections, practice feedback and code-run evidence. Open the HTML copy to read or print it. Drafts stay in this browser when storage is available; clear drafts on a shared device.</w:t>
+      <w:pPr>
+        <w:spacing w:line="336" w:lineRule="auto" w:after="180"/>
+      </w:pPr>
+      <w:r>
+        <w:rPr>
+          <w:b w:val="0"/>
+        </w:rPr>
+        <w:t xml:space="preserve">Use Download completed work in the hosted lesson to export your answers, reflections, practice feedback and code-run </w:t>
+      </w:r>
+      <w:r>
+        <w:rPr>
+          <w:b/>
+        </w:rPr>
+        <w:t>evidence</w:t>
+      </w:r>
+      <w:r>
+        <w:rPr>
+          <w:b w:val="0"/>
+        </w:rPr>
+        <w:t>. Open the HTML copy to read or print it.</w:t>
+      </w:r>
+    </w:p>
+    <w:p>
+      <w:pPr>
+        <w:spacing w:line="336" w:lineRule="auto" w:after="180"/>
+      </w:pPr>
+      <w:r>
+        <w:rPr>
+          <w:b w:val="0"/>
+        </w:rPr>
+        <w:t>Drafts stay in this browser when storage is available; clear drafts on a shared device.</w:t>
+      </w:r>
+    </w:p>
+    <w:p>
+      <w:pPr>
+        <w:pStyle w:val="Heading1"/>
+      </w:pPr>
+      <w:r>
+        <w:t>18. Visual concept journey</w:t>
+      </w:r>
+    </w:p>
+    <w:p>
+      <w:r>
+        <w:t>Explain each Project Problem and Success Test graphic using its labels, deciding evidence and relevant limitation.</w:t>
+      </w:r>
+    </w:p>
+    <w:p>
+      <w:pPr>
+        <w:pStyle w:val="Heading3"/>
+      </w:pPr>
+      <w:r>
+        <w:t>01. Project Problem and Success Test: the case</w:t>
+      </w:r>
+    </w:p>
+    <w:p>
+      <w:r>
+        <w:drawing>
+          <wp:inline xmlns:a="http://schemas.openxmlformats.org/drawingml/2006/main" xmlns:pic="http://schemas.openxmlformats.org/drawingml/2006/picture">
+            <wp:extent cx="5486400" cy="3142488"/>
+            <wp:docPr id="22" name="Picture 22" descr="A fictional reading-break chooser needs a transparent contract. Supplied facts: Items have id text, minutes integer 0–30, interest integer 0–5. Request limit is integer 0–30. Eligible if minutes&lt;=limit; score=interest; highest wins; ties choose alphabetically smaller ID; invalid rows excluded and counted."/>
+            <wp:cNvGraphicFramePr>
+              <a:graphicFrameLocks noChangeAspect="1"/>
+            </wp:cNvGraphicFramePr>
+            <a:graphic>
+              <a:graphicData uri="http://schemas.openxmlformats.org/drawingml/2006/picture">
+                <pic:pic>
+                  <pic:nvPicPr>
+                    <pic:cNvPr id="0" name="academy-story-ai-2-32-01.png"/>
+                    <pic:cNvPicPr/>
+                  </pic:nvPicPr>
+                  <pic:blipFill>
+                    <a:blip r:embed="rId29"/>
+                    <a:stretch>
+                      <a:fillRect/>
+                    </a:stretch>
+                  </pic:blipFill>
+                  <pic:spPr>
+                    <a:xfrm>
+                      <a:off x="0" y="0"/>
+                      <a:ext cx="5486400" cy="3142488"/>
+                    </a:xfrm>
+                    <a:prstGeom prst="rect"/>
+                  </pic:spPr>
+                </pic:pic>
+              </a:graphicData>
+            </a:graphic>
+          </wp:inline>
+        </w:drawing>
+      </w:r>
+    </w:p>
+    <w:p>
+      <w:pPr>
+        <w:spacing w:line="336" w:lineRule="auto" w:after="180"/>
+      </w:pPr>
+      <w:r>
+        <w:rPr>
+          <w:b w:val="0"/>
+        </w:rPr>
+        <w:t>A fictional reading-break chooser needs a transparent contract. Supplied facts: Items have id text, minutes integer 0–30, interest integer 0–5. Request limit is integer 0–30.</w:t>
+      </w:r>
+    </w:p>
+    <w:p>
+      <w:pPr>
+        <w:spacing w:line="336" w:lineRule="auto" w:after="180"/>
+      </w:pPr>
+      <w:r>
+        <w:rPr>
+          <w:b w:val="0"/>
+        </w:rPr>
+        <w:t>Eligible if minutes&lt;=limit; score=interest; highest wins; ties choose alphabetically smaller ID; invalid rows excluded and counted.</w:t>
+      </w:r>
+    </w:p>
+    <w:p>
+      <w:pPr>
+        <w:spacing w:line="336" w:lineRule="auto" w:after="180"/>
+        <w:shd w:fill="F5F1FB"/>
+      </w:pPr>
+      <w:r>
+        <w:rPr>
+          <w:b w:val="0"/>
+        </w:rPr>
+        <w:t>Point to the given fact that matters most. Explain why it matters.</w:t>
+      </w:r>
+    </w:p>
+    <w:p>
+      <w:pPr>
+        <w:pStyle w:val="Heading3"/>
+      </w:pPr>
+      <w:r>
+        <w:t>02. Follow the deciding steps</w:t>
+      </w:r>
+    </w:p>
+    <w:p>
+      <w:r>
+        <w:drawing>
+          <wp:inline xmlns:a="http://schemas.openxmlformats.org/drawingml/2006/main" xmlns:pic="http://schemas.openxmlformats.org/drawingml/2006/picture">
+            <wp:extent cx="5486400" cy="4005072"/>
+            <wp:docPr id="23" name="Picture 23" descr="Specify inputs: Validate each row and request; keep rejected-row reasons. → Filter and rank: At limit 8: A(time8,interest3), B(9,5), C(6,3). B is ineligible. → Expected output: A beats tied C by ID; report A and its score 3. → Acceptance cases: Also plan invalid request, no eligible item and equal-score cases."/>
+            <wp:cNvGraphicFramePr>
+              <a:graphicFrameLocks noChangeAspect="1"/>
+            </wp:cNvGraphicFramePr>
+            <a:graphic>
+              <a:graphicData uri="http://schemas.openxmlformats.org/drawingml/2006/picture">
+                <pic:pic>
+                  <pic:nvPicPr>
+                    <pic:cNvPr id="0" name="academy-story-ai-2-32-02.png"/>
+                    <pic:cNvPicPr/>
+                  </pic:nvPicPr>
+                  <pic:blipFill>
+                    <a:blip r:embed="rId30"/>
+                    <a:stretch>
+                      <a:fillRect/>
+                    </a:stretch>
+                  </pic:blipFill>
+                  <pic:spPr>
+                    <a:xfrm>
+                      <a:off x="0" y="0"/>
+                      <a:ext cx="5486400" cy="4005072"/>
+                    </a:xfrm>
+                    <a:prstGeom prst="rect"/>
+                  </pic:spPr>
+                </pic:pic>
+              </a:graphicData>
+            </a:graphic>
+          </wp:inline>
+        </w:drawing>
+      </w:r>
+    </w:p>
+    <w:p>
+      <w:pPr>
+        <w:spacing w:line="336" w:lineRule="auto" w:after="180"/>
+      </w:pPr>
+      <w:r>
+        <w:rPr>
+          <w:b w:val="0"/>
+        </w:rPr>
+        <w:t xml:space="preserve">Specify </w:t>
+      </w:r>
+      <w:r>
+        <w:rPr>
+          <w:b/>
+        </w:rPr>
+        <w:t>input</w:t>
+      </w:r>
+      <w:r>
+        <w:rPr>
+          <w:b w:val="0"/>
+        </w:rPr>
+        <w:t>s: Validate each row and request; keep rejected-row reasons. → Filter and rank: At limit 8: A(time8,interest3), B(9,5), C(6,3).</w:t>
+      </w:r>
+    </w:p>
+    <w:p>
+      <w:pPr>
+        <w:spacing w:line="336" w:lineRule="auto" w:after="180"/>
+      </w:pPr>
+      <w:r>
+        <w:rPr>
+          <w:b w:val="0"/>
+        </w:rPr>
+        <w:t xml:space="preserve">B is ineligible. → Expected </w:t>
+      </w:r>
+      <w:r>
+        <w:rPr>
+          <w:b/>
+        </w:rPr>
+        <w:t>output</w:t>
+      </w:r>
+      <w:r>
+        <w:rPr>
+          <w:b w:val="0"/>
+        </w:rPr>
+        <w:t xml:space="preserve">: A beats tied C by ID; report A and its score 3. → </w:t>
+      </w:r>
+      <w:r>
+        <w:rPr>
+          <w:b/>
+        </w:rPr>
+        <w:t>Acceptance case</w:t>
+      </w:r>
+      <w:r>
+        <w:rPr>
+          <w:b w:val="0"/>
+        </w:rPr>
+        <w:t>s: Also plan invalid request, no eligible item and equal-score cases.</w:t>
+      </w:r>
+    </w:p>
+    <w:p>
+      <w:pPr>
+        <w:spacing w:line="336" w:lineRule="auto" w:after="180"/>
+        <w:shd w:fill="F5F1FB"/>
+      </w:pPr>
+      <w:r>
+        <w:rPr>
+          <w:b w:val="0"/>
+        </w:rPr>
+        <w:t xml:space="preserve">Point to each numbered stage and explain which recorded </w:t>
+      </w:r>
+      <w:r>
+        <w:rPr>
+          <w:b/>
+        </w:rPr>
+        <w:t>input</w:t>
+      </w:r>
+      <w:r>
+        <w:rPr>
+          <w:b w:val="0"/>
+        </w:rPr>
+        <w:t xml:space="preserve"> it uses.</w:t>
+      </w:r>
+    </w:p>
+    <w:p>
+      <w:pPr>
+        <w:pStyle w:val="Heading3"/>
+      </w:pPr>
+      <w:r>
+        <w:t>03. Follow the evidence</w:t>
+      </w:r>
+    </w:p>
+    <w:p>
+      <w:r>
+        <w:drawing>
+          <wp:inline xmlns:a="http://schemas.openxmlformats.org/drawingml/2006/main" xmlns:pic="http://schemas.openxmlformats.org/drawingml/2006/picture">
+            <wp:extent cx="5486400" cy="2834640"/>
+            <wp:docPr id="24" name="Picture 24" descr="Follow the evidence. Input | Local fictional records | Validate schema. Decision | Filter then score then tie rule | Explain selected item. Output | Suggestion or no eligible item | Teacher reviews"/>
+            <wp:cNvGraphicFramePr>
+              <a:graphicFrameLocks noChangeAspect="1"/>
+            </wp:cNvGraphicFramePr>
+            <a:graphic>
+              <a:graphicData uri="http://schemas.openxmlformats.org/drawingml/2006/picture">
+                <pic:pic>
+                  <pic:nvPicPr>
+                    <pic:cNvPr id="0" name="academy-story-ai-2-32-03.png"/>
+                    <pic:cNvPicPr/>
+                  </pic:nvPicPr>
+                  <pic:blipFill>
+                    <a:blip r:embed="rId31"/>
+                    <a:stretch>
+                      <a:fillRect/>
+                    </a:stretch>
+                  </pic:blipFill>
+                  <pic:spPr>
+                    <a:xfrm>
+                      <a:off x="0" y="0"/>
+                      <a:ext cx="5486400" cy="2834640"/>
+                    </a:xfrm>
+                    <a:prstGeom prst="rect"/>
+                  </pic:spPr>
+                </pic:pic>
+              </a:graphicData>
+            </a:graphic>
+          </wp:inline>
+        </w:drawing>
+      </w:r>
+    </w:p>
+    <w:p>
+      <w:pPr>
+        <w:spacing w:line="336" w:lineRule="auto" w:after="180"/>
+      </w:pPr>
+      <w:r>
+        <w:rPr>
+          <w:b w:val="0"/>
+        </w:rPr>
+        <w:t xml:space="preserve">Follow the </w:t>
+      </w:r>
+      <w:r>
+        <w:rPr>
+          <w:b/>
+        </w:rPr>
+        <w:t>evidence</w:t>
+      </w:r>
+      <w:r>
+        <w:rPr>
+          <w:b w:val="0"/>
+        </w:rPr>
+        <w:t xml:space="preserve">. </w:t>
+      </w:r>
+      <w:r>
+        <w:rPr>
+          <w:b/>
+        </w:rPr>
+        <w:t>Input</w:t>
+      </w:r>
+      <w:r>
+        <w:rPr>
+          <w:b w:val="0"/>
+        </w:rPr>
+        <w:t xml:space="preserve"> | Local fictional records | Validate schema. Decision | Filter then score then tie rule | Explain selected item. </w:t>
+      </w:r>
+      <w:r>
+        <w:rPr>
+          <w:b/>
+        </w:rPr>
+        <w:t>Output</w:t>
+      </w:r>
+      <w:r>
+        <w:rPr>
+          <w:b w:val="0"/>
+        </w:rPr>
+        <w:t xml:space="preserve"> | Suggestion or no eligible item | Teacher reviews</w:t>
+      </w:r>
+    </w:p>
+    <w:p>
+      <w:pPr>
+        <w:spacing w:line="336" w:lineRule="auto" w:after="180"/>
+        <w:shd w:fill="F5F1FB"/>
+      </w:pPr>
+      <w:r>
+        <w:rPr>
+          <w:b w:val="0"/>
+        </w:rPr>
+        <w:t>Read the labels and values. Explain the relationship the model shows.</w:t>
+      </w:r>
+    </w:p>
+    <w:p>
+      <w:pPr>
+        <w:pStyle w:val="Heading3"/>
+      </w:pPr>
+      <w:r>
+        <w:t>04. Change one thing. Trace what follows.</w:t>
+      </w:r>
+    </w:p>
+    <w:p>
+      <w:r>
+        <w:drawing>
+          <wp:inline xmlns:a="http://schemas.openxmlformats.org/drawingml/2006/main" xmlns:pic="http://schemas.openxmlformats.org/drawingml/2006/picture">
+            <wp:extent cx="5486400" cy="3026664"/>
+            <wp:docPr id="25" name="Picture 25" descr="Original case: Also plan invalid request, no eligible item and equal-score cases. Changed condition: Reduce the limit from 8 to 5. Expected result: Return no eligible item. Reason: All three valid rows take more than five minutes."/>
+            <wp:cNvGraphicFramePr>
+              <a:graphicFrameLocks noChangeAspect="1"/>
+            </wp:cNvGraphicFramePr>
+            <a:graphic>
+              <a:graphicData uri="http://schemas.openxmlformats.org/drawingml/2006/picture">
+                <pic:pic>
+                  <pic:nvPicPr>
+                    <pic:cNvPr id="0" name="academy-story-ai-2-32-04.png"/>
+                    <pic:cNvPicPr/>
+                  </pic:nvPicPr>
+                  <pic:blipFill>
+                    <a:blip r:embed="rId32"/>
+                    <a:stretch>
+                      <a:fillRect/>
+                    </a:stretch>
+                  </pic:blipFill>
+                  <pic:spPr>
+                    <a:xfrm>
+                      <a:off x="0" y="0"/>
+                      <a:ext cx="5486400" cy="3026664"/>
+                    </a:xfrm>
+                    <a:prstGeom prst="rect"/>
+                  </pic:spPr>
+                </pic:pic>
+              </a:graphicData>
+            </a:graphic>
+          </wp:inline>
+        </w:drawing>
+      </w:r>
+    </w:p>
+    <w:p>
+      <w:pPr>
+        <w:spacing w:line="336" w:lineRule="auto" w:after="180"/>
+      </w:pPr>
+      <w:r>
+        <w:rPr>
+          <w:b w:val="0"/>
+        </w:rPr>
+        <w:t>Original case: Also plan invalid request, no eligible item and equal-score cases. Changed condition: Reduce the limit from 8 to 5. Expected result: Return no eligible item.</w:t>
+      </w:r>
+    </w:p>
+    <w:p>
+      <w:pPr>
+        <w:spacing w:line="336" w:lineRule="auto" w:after="180"/>
+      </w:pPr>
+      <w:r>
+        <w:rPr>
+          <w:b w:val="0"/>
+        </w:rPr>
+        <w:t>Reason: All three valid rows take more than five minutes.</w:t>
+      </w:r>
+    </w:p>
+    <w:p>
+      <w:pPr>
+        <w:spacing w:line="336" w:lineRule="auto" w:after="180"/>
+        <w:shd w:fill="F5F1FB"/>
+      </w:pPr>
+      <w:r>
+        <w:rPr>
+          <w:b w:val="0"/>
+        </w:rPr>
+        <w:t>Predict before checking the worked changed-case result. Name what changed and what the supplied facts allow you to conclude.</w:t>
+      </w:r>
+    </w:p>
+    <w:p>
+      <w:pPr>
+        <w:pStyle w:val="Heading3"/>
+      </w:pPr>
+      <w:r>
+        <w:t>05. Connect the explanation to its limit</w:t>
+      </w:r>
+    </w:p>
+    <w:p>
+      <w:r>
+        <w:drawing>
+          <wp:inline xmlns:a="http://schemas.openxmlformats.org/drawingml/2006/main" xmlns:pic="http://schemas.openxmlformats.org/drawingml/2006/picture">
+            <wp:extent cx="5486400" cy="2834640"/>
+            <wp:docPr id="26" name="Picture 26" descr="Planning fixes what success means before code returns an answer. The duration boundary is including equality, and the tie policy prevents accidental list-order dependence. A complete output may include why other rows were excluded. Test expectations should come from the contract rather than copying the first program result. Limit: The supplied interest scores are fictional; the specification does not establish genuine learner preferences."/>
+            <wp:cNvGraphicFramePr>
+              <a:graphicFrameLocks noChangeAspect="1"/>
+            </wp:cNvGraphicFramePr>
+            <a:graphic>
+              <a:graphicData uri="http://schemas.openxmlformats.org/drawingml/2006/picture">
+                <pic:pic>
+                  <pic:nvPicPr>
+                    <pic:cNvPr id="0" name="academy-story-ai-2-32-05.png"/>
+                    <pic:cNvPicPr/>
+                  </pic:nvPicPr>
+                  <pic:blipFill>
+                    <a:blip r:embed="rId33"/>
+                    <a:stretch>
+                      <a:fillRect/>
+                    </a:stretch>
+                  </pic:blipFill>
+                  <pic:spPr>
+                    <a:xfrm>
+                      <a:off x="0" y="0"/>
+                      <a:ext cx="5486400" cy="2834640"/>
+                    </a:xfrm>
+                    <a:prstGeom prst="rect"/>
+                  </pic:spPr>
+                </pic:pic>
+              </a:graphicData>
+            </a:graphic>
+          </wp:inline>
+        </w:drawing>
+      </w:r>
+    </w:p>
+    <w:p>
+      <w:pPr>
+        <w:spacing w:line="336" w:lineRule="auto" w:after="180"/>
+      </w:pPr>
+      <w:r>
+        <w:rPr>
+          <w:b w:val="0"/>
+        </w:rPr>
+        <w:t>Planning fixes what success means before code returns an answer. The duration boundary is including equality, and the tie policy prevents accidental list-order dependence.</w:t>
+      </w:r>
+    </w:p>
+    <w:p>
+      <w:pPr>
+        <w:spacing w:line="336" w:lineRule="auto" w:after="180"/>
+      </w:pPr>
+      <w:r>
+        <w:rPr>
+          <w:b w:val="0"/>
+        </w:rPr>
+        <w:t xml:space="preserve">A complete </w:t>
+      </w:r>
+      <w:r>
+        <w:rPr>
+          <w:b/>
+        </w:rPr>
+        <w:t>output</w:t>
+      </w:r>
+      <w:r>
+        <w:rPr>
+          <w:b w:val="0"/>
+        </w:rPr>
+        <w:t xml:space="preserve"> may include why other rows were excluded. Test expectations should come from the contract rather than copying the first program result.</w:t>
+      </w:r>
+    </w:p>
+    <w:p>
+      <w:pPr>
+        <w:spacing w:line="336" w:lineRule="auto" w:after="180"/>
+      </w:pPr>
+      <w:r>
+        <w:rPr>
+          <w:b w:val="0"/>
+        </w:rPr>
+        <w:t>Limit: The supplied interest scores are fictional; the specification does not establish genuine learner preferences.</w:t>
+      </w:r>
+    </w:p>
+    <w:p>
+      <w:pPr>
+        <w:spacing w:line="336" w:lineRule="auto" w:after="180"/>
+        <w:shd w:fill="F5F1FB"/>
+      </w:pPr>
+      <w:r>
+        <w:rPr>
+          <w:b w:val="0"/>
+        </w:rPr>
+        <w:t>Explain the case, then point to a limit on the claim.</w:t>
+      </w:r>
+    </w:p>
+    <w:p>
+      <w:pPr>
+        <w:pStyle w:val="Heading3"/>
+      </w:pPr>
+      <w:r>
+        <w:t>06. Make the idea visible in your project</w:t>
+      </w:r>
+    </w:p>
+    <w:p>
+      <w:r>
+        <w:drawing>
+          <wp:inline xmlns:a="http://schemas.openxmlformats.org/drawingml/2006/main" xmlns:pic="http://schemas.openxmlformats.org/drawingml/2006/picture">
+            <wp:extent cx="5486400" cy="3380232"/>
+            <wp:docPr id="27" name="Picture 27" descr="Retain the Transparent Book Recommender’s schema, constraints, score, tie rule and acceptance table as its build specification. Draw your input, deciding step, result and limit. Supported question: Write an equality test and explain which requirement it checks."/>
+            <wp:cNvGraphicFramePr>
+              <a:graphicFrameLocks noChangeAspect="1"/>
+            </wp:cNvGraphicFramePr>
+            <a:graphic>
+              <a:graphicData uri="http://schemas.openxmlformats.org/drawingml/2006/picture">
+                <pic:pic>
+                  <pic:nvPicPr>
+                    <pic:cNvPr id="0" name="academy-story-ai-2-32-06.png"/>
+                    <pic:cNvPicPr/>
+                  </pic:nvPicPr>
+                  <pic:blipFill>
+                    <a:blip r:embed="rId34"/>
+                    <a:stretch>
+                      <a:fillRect/>
+                    </a:stretch>
+                  </pic:blipFill>
+                  <pic:spPr>
+                    <a:xfrm>
+                      <a:off x="0" y="0"/>
+                      <a:ext cx="5486400" cy="3380232"/>
+                    </a:xfrm>
+                    <a:prstGeom prst="rect"/>
+                  </pic:spPr>
+                </pic:pic>
+              </a:graphicData>
+            </a:graphic>
+          </wp:inline>
+        </w:drawing>
+      </w:r>
+    </w:p>
+    <w:p>
+      <w:pPr>
+        <w:spacing w:line="336" w:lineRule="auto" w:after="180"/>
+      </w:pPr>
+      <w:r>
+        <w:rPr>
+          <w:b w:val="0"/>
+        </w:rPr>
+        <w:t xml:space="preserve">Retain the Transparent Book Recommender’s schema, constraints, score, tie rule and acceptance table as its build specification. Draw your </w:t>
+      </w:r>
+      <w:r>
+        <w:rPr>
+          <w:b/>
+        </w:rPr>
+        <w:t>input</w:t>
+      </w:r>
+      <w:r>
+        <w:rPr>
+          <w:b w:val="0"/>
+        </w:rPr>
+        <w:t>, deciding step, result and limit.</w:t>
+      </w:r>
+    </w:p>
+    <w:p>
+      <w:pPr>
+        <w:spacing w:line="336" w:lineRule="auto" w:after="180"/>
+      </w:pPr>
+      <w:r>
+        <w:rPr>
+          <w:b w:val="0"/>
+        </w:rPr>
+        <w:t xml:space="preserve">Supported question: Write an equality test and explain which </w:t>
+      </w:r>
+      <w:r>
+        <w:rPr>
+          <w:b/>
+        </w:rPr>
+        <w:t>requirement</w:t>
+      </w:r>
+      <w:r>
+        <w:rPr>
+          <w:b w:val="0"/>
+        </w:rPr>
+        <w:t xml:space="preserve"> it checks.</w:t>
+      </w:r>
+    </w:p>
+    <w:p>
+      <w:pPr>
+        <w:spacing w:line="336" w:lineRule="auto" w:after="180"/>
+        <w:shd w:fill="F5F1FB"/>
+      </w:pPr>
+      <w:r>
+        <w:rPr>
+          <w:b w:val="0"/>
+        </w:rPr>
+        <w:t xml:space="preserve">Draw your project trace and justify the deciding step using </w:t>
+      </w:r>
+      <w:r>
+        <w:rPr>
+          <w:b/>
+        </w:rPr>
+        <w:t>evidence</w:t>
+      </w:r>
+      <w:r>
+        <w:rPr>
+          <w:b w:val="0"/>
+        </w:rPr>
+        <w:t>.</w:t>
       </w:r>
     </w:p>
     <w:sectPr>

--- a/downloads/student/ai-2-week-32.docx
+++ b/downloads/student/ai-2-week-32.docx
@@ -3280,7 +3280,7 @@
         <w:rPr>
           <w:b w:val="0"/>
         </w:rPr>
-        <w:t>Planning fixes what success means before code returns an answer. The duration boundary is including equality, and the tie policy prevents accidental list-order dependence.</w:t>
+        <w:t>Planning fixes what success means before code returns an answer. The duration boundary includes equality, and the tie policy prevents accidental list-order dependence.</w:t>
       </w:r>
     </w:p>
     <w:p>
@@ -7052,7 +7052,7 @@
         <w:rPr>
           <w:b w:val="0"/>
         </w:rPr>
-        <w:t xml:space="preserve">The duration boundary is including equality, and the tie policy prevents accidental list-order dependence. A complete </w:t>
+        <w:t xml:space="preserve">The duration boundary includes equality, and the tie policy prevents accidental list-order dependence. A complete </w:t>
       </w:r>
       <w:r>
         <w:rPr>
@@ -7929,7 +7929,7 @@
         <w:drawing>
           <wp:inline xmlns:a="http://schemas.openxmlformats.org/drawingml/2006/main" xmlns:pic="http://schemas.openxmlformats.org/drawingml/2006/picture">
             <wp:extent cx="5486400" cy="2834640"/>
-            <wp:docPr id="26" name="Picture 26" descr="Planning fixes what success means before code returns an answer. The duration boundary is including equality, and the tie policy prevents accidental list-order dependence. A complete output may include why other rows were excluded. Test expectations should come from the contract rather than copying the first program result. Limit: The supplied interest scores are fictional; the specification does not establish genuine learner preferences."/>
+            <wp:docPr id="26" name="Picture 26" descr="Planning fixes what success means before code returns an answer. The duration boundary includes equality, and the tie policy prevents accidental list-order dependence. A complete output may include why other rows were excluded. Test expectations should come from the contract rather than copying the first program result. Limit: The supplied interest scores are fictional; the specification does not establish genuine learner preferences."/>
             <wp:cNvGraphicFramePr>
               <a:graphicFrameLocks noChangeAspect="1"/>
             </wp:cNvGraphicFramePr>
@@ -7968,7 +7968,7 @@
         <w:rPr>
           <w:b w:val="0"/>
         </w:rPr>
-        <w:t>Planning fixes what success means before code returns an answer. The duration boundary is including equality, and the tie policy prevents accidental list-order dependence.</w:t>
+        <w:t>Planning fixes what success means before code returns an answer. The duration boundary includes equality, and the tie policy prevents accidental list-order dependence.</w:t>
       </w:r>
     </w:p>
     <w:p>
